--- a/tasks/Q_31/пояснения_тесты_итд/пояснения к коду.docx
+++ b/tasks/Q_31/пояснения_тесты_итд/пояснения к коду.docx
@@ -61,6 +61,7 @@
         </w:rPr>
         <w:t xml:space="preserve"> </w:t>
       </w:r>
+      <w:proofErr w:type="spellStart"/>
       <w:r>
         <w:rPr>
           <w:b/>
@@ -68,50 +69,61 @@
           <w:sz w:val="28"/>
           <w:szCs w:val="28"/>
         </w:rPr>
-        <w:t>multipart/form-data</w:t>
-      </w:r>
-      <w:r>
-        <w:rPr>
-          <w:sz w:val="28"/>
-          <w:szCs w:val="28"/>
-          <w:lang w:val="ru-RU"/>
-        </w:rPr>
-        <w:t xml:space="preserve"> </w:t>
-      </w:r>
-      <w:r>
-        <w:rPr>
-          <w:sz w:val="28"/>
-          <w:szCs w:val="28"/>
-        </w:rPr>
-        <w:t>читает обычные поля и загруженный файл, сохраняет файл на диск и от</w:t>
-      </w:r>
-      <w:r>
-        <w:rPr>
-          <w:sz w:val="28"/>
-          <w:szCs w:val="28"/>
-          <w:lang w:val="ru-RU"/>
-        </w:rPr>
-        <w:t xml:space="preserve">правляет ответ с типом </w:t>
-      </w:r>
+        <w:t>multipart</w:t>
+      </w:r>
+      <w:proofErr w:type="spellEnd"/>
       <w:r>
         <w:rPr>
           <w:b/>
           <w:bCs/>
           <w:sz w:val="28"/>
           <w:szCs w:val="28"/>
-          <w:lang w:val="en-US"/>
-        </w:rPr>
-        <w:t>application</w:t>
-      </w:r>
+        </w:rPr>
+        <w:t>/</w:t>
+      </w:r>
+      <w:proofErr w:type="spellStart"/>
       <w:r>
         <w:rPr>
           <w:b/>
           <w:bCs/>
           <w:sz w:val="28"/>
           <w:szCs w:val="28"/>
+        </w:rPr>
+        <w:t>form-data</w:t>
+      </w:r>
+      <w:proofErr w:type="spellEnd"/>
+      <w:r>
+        <w:rPr>
+          <w:sz w:val="28"/>
+          <w:szCs w:val="28"/>
           <w:lang w:val="ru-RU"/>
         </w:rPr>
-        <w:t>/</w:t>
+        <w:t xml:space="preserve"> </w:t>
+      </w:r>
+      <w:r>
+        <w:rPr>
+          <w:sz w:val="28"/>
+          <w:szCs w:val="28"/>
+        </w:rPr>
+        <w:t>читает обычные поля и загруженный файл, сохраняет файл на диск и от</w:t>
+      </w:r>
+      <w:proofErr w:type="spellStart"/>
+      <w:r>
+        <w:rPr>
+          <w:sz w:val="28"/>
+          <w:szCs w:val="28"/>
+          <w:lang w:val="ru-RU"/>
+        </w:rPr>
+        <w:t>правляет</w:t>
+      </w:r>
+      <w:proofErr w:type="spellEnd"/>
+      <w:r>
+        <w:rPr>
+          <w:sz w:val="28"/>
+          <w:szCs w:val="28"/>
+          <w:lang w:val="ru-RU"/>
+        </w:rPr>
+        <w:t xml:space="preserve"> ответ с типом </w:t>
       </w:r>
       <w:r>
         <w:rPr>
@@ -121,8 +133,30 @@
           <w:szCs w:val="28"/>
           <w:lang w:val="en-US"/>
         </w:rPr>
+        <w:t>application</w:t>
+      </w:r>
+      <w:r>
+        <w:rPr>
+          <w:b/>
+          <w:bCs/>
+          <w:sz w:val="28"/>
+          <w:szCs w:val="28"/>
+          <w:lang w:val="ru-RU"/>
+        </w:rPr>
+        <w:t>/</w:t>
+      </w:r>
+      <w:proofErr w:type="spellStart"/>
+      <w:r>
+        <w:rPr>
+          <w:b/>
+          <w:bCs/>
+          <w:sz w:val="28"/>
+          <w:szCs w:val="28"/>
+          <w:lang w:val="en-US"/>
+        </w:rPr>
         <w:t>json</w:t>
       </w:r>
+      <w:proofErr w:type="spellEnd"/>
       <w:r>
         <w:rPr>
           <w:sz w:val="28"/>
@@ -212,6 +246,7 @@
         <w:t xml:space="preserve"> запрос с телом на </w:t>
       </w:r>
       <w:hyperlink r:id="rId5" w:history="1">
+        <w:proofErr w:type="spellStart"/>
         <w:r>
           <w:rPr>
             <w:rStyle w:val="af3"/>
@@ -219,8 +254,49 @@
             <w:szCs w:val="28"/>
             <w:lang w:val="ru-RU"/>
           </w:rPr>
-          <w:t>http://localhost:3000/MP</w:t>
+          <w:t>http</w:t>
         </w:r>
+        <w:proofErr w:type="spellEnd"/>
+        <w:r>
+          <w:rPr>
+            <w:rStyle w:val="af3"/>
+            <w:sz w:val="28"/>
+            <w:szCs w:val="28"/>
+            <w:lang w:val="ru-RU"/>
+          </w:rPr>
+          <w:t>://</w:t>
+        </w:r>
+        <w:proofErr w:type="spellStart"/>
+        <w:r>
+          <w:rPr>
+            <w:rStyle w:val="af3"/>
+            <w:sz w:val="28"/>
+            <w:szCs w:val="28"/>
+            <w:lang w:val="ru-RU"/>
+          </w:rPr>
+          <w:t>localhost:3000</w:t>
+        </w:r>
+        <w:proofErr w:type="spellEnd"/>
+        <w:r>
+          <w:rPr>
+            <w:rStyle w:val="af3"/>
+            <w:sz w:val="28"/>
+            <w:szCs w:val="28"/>
+            <w:lang w:val="ru-RU"/>
+          </w:rPr>
+          <w:t>/</w:t>
+        </w:r>
+        <w:proofErr w:type="spellStart"/>
+        <w:r>
+          <w:rPr>
+            <w:rStyle w:val="af3"/>
+            <w:sz w:val="28"/>
+            <w:szCs w:val="28"/>
+            <w:lang w:val="ru-RU"/>
+          </w:rPr>
+          <w:t>MP</w:t>
+        </w:r>
+        <w:proofErr w:type="spellEnd"/>
       </w:hyperlink>
     </w:p>
     <w:p>
@@ -248,7 +324,39 @@
           <w:sz w:val="28"/>
           <w:szCs w:val="28"/>
         </w:rPr>
-        <w:t>(gorilla/mux) направляет запрос (</w:t>
+        <w:t>(</w:t>
+      </w:r>
+      <w:proofErr w:type="spellStart"/>
+      <w:r>
+        <w:rPr>
+          <w:sz w:val="28"/>
+          <w:szCs w:val="28"/>
+        </w:rPr>
+        <w:t>gorilla</w:t>
+      </w:r>
+      <w:proofErr w:type="spellEnd"/>
+      <w:r>
+        <w:rPr>
+          <w:sz w:val="28"/>
+          <w:szCs w:val="28"/>
+        </w:rPr>
+        <w:t>/</w:t>
+      </w:r>
+      <w:proofErr w:type="spellStart"/>
+      <w:r>
+        <w:rPr>
+          <w:sz w:val="28"/>
+          <w:szCs w:val="28"/>
+        </w:rPr>
+        <w:t>mux</w:t>
+      </w:r>
+      <w:proofErr w:type="spellEnd"/>
+      <w:r>
+        <w:rPr>
+          <w:sz w:val="28"/>
+          <w:szCs w:val="28"/>
+        </w:rPr>
+        <w:t>) направляет запрос (</w:t>
       </w:r>
       <w:r>
         <w:rPr>
@@ -267,6 +375,7 @@
         <w:t xml:space="preserve"> </w:t>
       </w:r>
       <w:hyperlink r:id="rId6" w:history="1">
+        <w:proofErr w:type="spellStart"/>
         <w:r>
           <w:rPr>
             <w:rStyle w:val="af3"/>
@@ -274,8 +383,49 @@
             <w:szCs w:val="28"/>
             <w:lang w:val="ru-RU"/>
           </w:rPr>
-          <w:t>http://localhost:3000/MP</w:t>
+          <w:t>http</w:t>
         </w:r>
+        <w:proofErr w:type="spellEnd"/>
+        <w:r>
+          <w:rPr>
+            <w:rStyle w:val="af3"/>
+            <w:sz w:val="28"/>
+            <w:szCs w:val="28"/>
+            <w:lang w:val="ru-RU"/>
+          </w:rPr>
+          <w:t>://</w:t>
+        </w:r>
+        <w:proofErr w:type="spellStart"/>
+        <w:r>
+          <w:rPr>
+            <w:rStyle w:val="af3"/>
+            <w:sz w:val="28"/>
+            <w:szCs w:val="28"/>
+            <w:lang w:val="ru-RU"/>
+          </w:rPr>
+          <w:t>localhost:3000</w:t>
+        </w:r>
+        <w:proofErr w:type="spellEnd"/>
+        <w:r>
+          <w:rPr>
+            <w:rStyle w:val="af3"/>
+            <w:sz w:val="28"/>
+            <w:szCs w:val="28"/>
+            <w:lang w:val="ru-RU"/>
+          </w:rPr>
+          <w:t>/</w:t>
+        </w:r>
+        <w:proofErr w:type="spellStart"/>
+        <w:r>
+          <w:rPr>
+            <w:rStyle w:val="af3"/>
+            <w:sz w:val="28"/>
+            <w:szCs w:val="28"/>
+            <w:lang w:val="ru-RU"/>
+          </w:rPr>
+          <w:t>MP</w:t>
+        </w:r>
+        <w:proofErr w:type="spellEnd"/>
       </w:hyperlink>
       <w:r>
         <w:rPr>
@@ -307,6 +457,7 @@
         </w:rPr>
         <w:t xml:space="preserve"> </w:t>
       </w:r>
+      <w:proofErr w:type="spellStart"/>
       <w:r>
         <w:rPr>
           <w:b/>
@@ -316,6 +467,7 @@
         </w:rPr>
         <w:t>handlerMP</w:t>
       </w:r>
+      <w:proofErr w:type="spellEnd"/>
       <w:r>
         <w:rPr>
           <w:sz w:val="28"/>
@@ -343,6 +495,7 @@
         </w:rPr>
         <w:t xml:space="preserve">В </w:t>
       </w:r>
+      <w:proofErr w:type="spellStart"/>
       <w:r>
         <w:rPr>
           <w:b/>
@@ -352,6 +505,7 @@
         </w:rPr>
         <w:t>handlerMP</w:t>
       </w:r>
+      <w:proofErr w:type="spellEnd"/>
       <w:r>
         <w:rPr>
           <w:sz w:val="28"/>
@@ -359,6 +513,7 @@
         </w:rPr>
         <w:t xml:space="preserve"> через </w:t>
       </w:r>
+      <w:proofErr w:type="spellStart"/>
       <w:r>
         <w:rPr>
           <w:b/>
@@ -366,22 +521,9 @@
           <w:sz w:val="28"/>
           <w:szCs w:val="28"/>
         </w:rPr>
-        <w:t xml:space="preserve">ParseMultipartForm </w:t>
-      </w:r>
-      <w:r>
-        <w:rPr>
-          <w:sz w:val="28"/>
-          <w:szCs w:val="28"/>
-        </w:rPr>
-        <w:t xml:space="preserve">разбирается тело (net/http). </w:t>
-      </w:r>
-      <w:r>
-        <w:rPr>
-          <w:sz w:val="28"/>
-          <w:szCs w:val="28"/>
-        </w:rPr>
-        <w:t>Извлекаются текстовые поля(</w:t>
-      </w:r>
+        <w:t>ParseMultipartForm</w:t>
+      </w:r>
+      <w:proofErr w:type="spellEnd"/>
       <w:r>
         <w:rPr>
           <w:b/>
@@ -389,15 +531,63 @@
           <w:sz w:val="28"/>
           <w:szCs w:val="28"/>
         </w:rPr>
-        <w:t>x, y, s, b</w:t>
-      </w:r>
-      <w:r>
-        <w:rPr>
-          <w:sz w:val="28"/>
-          <w:szCs w:val="28"/>
-        </w:rPr>
-        <w:t xml:space="preserve">) через </w:t>
-      </w:r>
+        <w:t xml:space="preserve"> </w:t>
+      </w:r>
+      <w:r>
+        <w:rPr>
+          <w:sz w:val="28"/>
+          <w:szCs w:val="28"/>
+        </w:rPr>
+        <w:t>разбирается тело (</w:t>
+      </w:r>
+      <w:proofErr w:type="spellStart"/>
+      <w:r>
+        <w:rPr>
+          <w:sz w:val="28"/>
+          <w:szCs w:val="28"/>
+        </w:rPr>
+        <w:t>net</w:t>
+      </w:r>
+      <w:proofErr w:type="spellEnd"/>
+      <w:r>
+        <w:rPr>
+          <w:sz w:val="28"/>
+          <w:szCs w:val="28"/>
+        </w:rPr>
+        <w:t>/</w:t>
+      </w:r>
+      <w:proofErr w:type="spellStart"/>
+      <w:r>
+        <w:rPr>
+          <w:sz w:val="28"/>
+          <w:szCs w:val="28"/>
+        </w:rPr>
+        <w:t>http</w:t>
+      </w:r>
+      <w:proofErr w:type="spellEnd"/>
+      <w:r>
+        <w:rPr>
+          <w:sz w:val="28"/>
+          <w:szCs w:val="28"/>
+        </w:rPr>
+        <w:t xml:space="preserve">). </w:t>
+      </w:r>
+      <w:r>
+        <w:rPr>
+          <w:sz w:val="28"/>
+          <w:szCs w:val="28"/>
+        </w:rPr>
+        <w:t xml:space="preserve">Извлекаются текстовые </w:t>
+      </w:r>
+      <w:proofErr w:type="gramStart"/>
+      <w:r>
+        <w:rPr>
+          <w:sz w:val="28"/>
+          <w:szCs w:val="28"/>
+        </w:rPr>
+        <w:t>поля(</w:t>
+      </w:r>
+      <w:proofErr w:type="gramEnd"/>
       <w:r>
         <w:rPr>
           <w:b/>
@@ -405,15 +595,16 @@
           <w:sz w:val="28"/>
           <w:szCs w:val="28"/>
         </w:rPr>
-        <w:t>FormValue</w:t>
-      </w:r>
-      <w:r>
-        <w:rPr>
-          <w:sz w:val="28"/>
-          <w:szCs w:val="28"/>
-        </w:rPr>
-        <w:t>. Файл (</w:t>
-      </w:r>
+        <w:t>x, y, s, b</w:t>
+      </w:r>
+      <w:r>
+        <w:rPr>
+          <w:sz w:val="28"/>
+          <w:szCs w:val="28"/>
+        </w:rPr>
+        <w:t xml:space="preserve">) через </w:t>
+      </w:r>
+      <w:proofErr w:type="spellStart"/>
       <w:r>
         <w:rPr>
           <w:b/>
@@ -421,15 +612,17 @@
           <w:sz w:val="28"/>
           <w:szCs w:val="28"/>
         </w:rPr>
-        <w:t>avatar</w:t>
-      </w:r>
-      <w:r>
-        <w:rPr>
-          <w:sz w:val="28"/>
-          <w:szCs w:val="28"/>
-        </w:rPr>
-        <w:t xml:space="preserve">) извлекается через </w:t>
-      </w:r>
+        <w:t>FormValue</w:t>
+      </w:r>
+      <w:proofErr w:type="spellEnd"/>
+      <w:r>
+        <w:rPr>
+          <w:sz w:val="28"/>
+          <w:szCs w:val="28"/>
+        </w:rPr>
+        <w:t>. Файл (</w:t>
+      </w:r>
+      <w:proofErr w:type="spellStart"/>
       <w:r>
         <w:rPr>
           <w:b/>
@@ -437,8 +630,17 @@
           <w:sz w:val="28"/>
           <w:szCs w:val="28"/>
         </w:rPr>
-        <w:t>FormFile</w:t>
-      </w:r>
+        <w:t>avatar</w:t>
+      </w:r>
+      <w:proofErr w:type="spellEnd"/>
+      <w:r>
+        <w:rPr>
+          <w:sz w:val="28"/>
+          <w:szCs w:val="28"/>
+        </w:rPr>
+        <w:t xml:space="preserve">) извлекается через </w:t>
+      </w:r>
+      <w:proofErr w:type="spellStart"/>
       <w:r>
         <w:rPr>
           <w:b/>
@@ -446,6 +648,16 @@
           <w:sz w:val="28"/>
           <w:szCs w:val="28"/>
         </w:rPr>
+        <w:t>FormFile</w:t>
+      </w:r>
+      <w:proofErr w:type="spellEnd"/>
+      <w:r>
+        <w:rPr>
+          <w:b/>
+          <w:bCs/>
+          <w:sz w:val="28"/>
+          <w:szCs w:val="28"/>
+        </w:rPr>
         <w:t xml:space="preserve"> </w:t>
       </w:r>
       <w:r>
@@ -455,12 +667,37 @@
         </w:rPr>
         <w:t xml:space="preserve">и сохраняется в текущей папке </w:t>
       </w:r>
-      <w:r>
-        <w:rPr>
-          <w:sz w:val="28"/>
-          <w:szCs w:val="28"/>
-        </w:rPr>
-        <w:t>uploads-&lt;имя_файла&gt;</w:t>
+      <w:proofErr w:type="spellStart"/>
+      <w:r>
+        <w:rPr>
+          <w:sz w:val="28"/>
+          <w:szCs w:val="28"/>
+        </w:rPr>
+        <w:t>uploads</w:t>
+      </w:r>
+      <w:proofErr w:type="spellEnd"/>
+      <w:r>
+        <w:rPr>
+          <w:sz w:val="28"/>
+          <w:szCs w:val="28"/>
+        </w:rPr>
+        <w:t>-&lt;</w:t>
+      </w:r>
+      <w:proofErr w:type="spellStart"/>
+      <w:r>
+        <w:rPr>
+          <w:sz w:val="28"/>
+          <w:szCs w:val="28"/>
+        </w:rPr>
+        <w:t>имя_файла</w:t>
+      </w:r>
+      <w:proofErr w:type="spellEnd"/>
+      <w:r>
+        <w:rPr>
+          <w:sz w:val="28"/>
+          <w:szCs w:val="28"/>
+        </w:rPr>
+        <w:t>&gt;</w:t>
       </w:r>
     </w:p>
     <w:p>
@@ -483,6 +720,7 @@
         </w:rPr>
         <w:t xml:space="preserve">Также в </w:t>
       </w:r>
+      <w:proofErr w:type="spellStart"/>
       <w:r>
         <w:rPr>
           <w:b/>
@@ -492,6 +730,7 @@
         </w:rPr>
         <w:t>handlerMP</w:t>
       </w:r>
+      <w:proofErr w:type="spellEnd"/>
       <w:r>
         <w:rPr>
           <w:sz w:val="28"/>
@@ -733,7 +972,21 @@
                 <w:lang w:val="en-US"/>
               </w:rPr>
               <w:tab/>
-              <w:t>"fmt"</w:t>
+              <w:t>"</w:t>
+            </w:r>
+            <w:proofErr w:type="spellStart"/>
+            <w:r>
+              <w:rPr>
+                <w:lang w:val="en-US"/>
+              </w:rPr>
+              <w:t>fmt</w:t>
+            </w:r>
+            <w:proofErr w:type="spellEnd"/>
+            <w:r>
+              <w:rPr>
+                <w:lang w:val="en-US"/>
+              </w:rPr>
+              <w:t>"</w:t>
             </w:r>
           </w:p>
           <w:p>
@@ -782,7 +1035,21 @@
                 <w:lang w:val="en-US"/>
               </w:rPr>
               <w:tab/>
-              <w:t>"github.com/gorilla/mux"</w:t>
+              <w:t>"</w:t>
+            </w:r>
+            <w:proofErr w:type="spellStart"/>
+            <w:r>
+              <w:rPr>
+                <w:lang w:val="en-US"/>
+              </w:rPr>
+              <w:t>github.com</w:t>
+            </w:r>
+            <w:proofErr w:type="spellEnd"/>
+            <w:r>
+              <w:rPr>
+                <w:lang w:val="en-US"/>
+              </w:rPr>
+              <w:t>/gorilla/mux"</w:t>
             </w:r>
           </w:p>
           <w:p>
@@ -817,26 +1084,62 @@
                 <w:lang w:val="en-US"/>
               </w:rPr>
               <w:tab/>
-              <w:t>"os"</w:t>
-            </w:r>
-          </w:p>
-          <w:p>
-            <w:pPr>
-              <w:rPr>
-                <w:lang w:val="en-US"/>
-              </w:rPr>
-            </w:pPr>
-            <w:r>
-              <w:rPr>
-                <w:lang w:val="en-US"/>
-              </w:rPr>
-              <w:tab/>
-              <w:t>"strconv"</w:t>
-            </w:r>
-          </w:p>
-          <w:p>
-            <w:r>
-              <w:t>"strings"</w:t>
+              <w:t>"</w:t>
+            </w:r>
+            <w:proofErr w:type="spellStart"/>
+            <w:r>
+              <w:rPr>
+                <w:lang w:val="en-US"/>
+              </w:rPr>
+              <w:t>os</w:t>
+            </w:r>
+            <w:proofErr w:type="spellEnd"/>
+            <w:r>
+              <w:rPr>
+                <w:lang w:val="en-US"/>
+              </w:rPr>
+              <w:t>"</w:t>
+            </w:r>
+          </w:p>
+          <w:p>
+            <w:pPr>
+              <w:rPr>
+                <w:lang w:val="en-US"/>
+              </w:rPr>
+            </w:pPr>
+            <w:r>
+              <w:rPr>
+                <w:lang w:val="en-US"/>
+              </w:rPr>
+              <w:tab/>
+              <w:t>"</w:t>
+            </w:r>
+            <w:proofErr w:type="spellStart"/>
+            <w:r>
+              <w:rPr>
+                <w:lang w:val="en-US"/>
+              </w:rPr>
+              <w:t>strconv</w:t>
+            </w:r>
+            <w:proofErr w:type="spellEnd"/>
+            <w:r>
+              <w:rPr>
+                <w:lang w:val="en-US"/>
+              </w:rPr>
+              <w:t>"</w:t>
+            </w:r>
+          </w:p>
+          <w:p>
+            <w:r>
+              <w:t>"</w:t>
+            </w:r>
+            <w:proofErr w:type="spellStart"/>
+            <w:r>
+              <w:t>strings</w:t>
+            </w:r>
+            <w:proofErr w:type="spellEnd"/>
+            <w:r>
+              <w:t>"</w:t>
             </w:r>
           </w:p>
           <w:p>
@@ -865,24 +1168,46 @@
                 <w:lang w:val="en-US"/>
               </w:rPr>
             </w:pPr>
-            <w:r>
-              <w:rPr>
-                <w:lang w:val="en-US"/>
-              </w:rPr>
-              <w:t>func main() {</w:t>
-            </w:r>
-          </w:p>
-          <w:p>
-            <w:pPr>
-              <w:rPr>
-                <w:color w:val="00B050"/>
-                <w:lang w:val="en-US"/>
-              </w:rPr>
-            </w:pPr>
-            <w:r>
-              <w:rPr>
-                <w:color w:val="00B050"/>
-                <w:lang w:val="en-US"/>
+            <w:proofErr w:type="spellStart"/>
+            <w:r>
+              <w:rPr>
+                <w:lang w:val="en-US"/>
+              </w:rPr>
+              <w:t>func</w:t>
+            </w:r>
+            <w:proofErr w:type="spellEnd"/>
+            <w:r>
+              <w:rPr>
+                <w:lang w:val="en-US"/>
+              </w:rPr>
+              <w:t xml:space="preserve"> </w:t>
+            </w:r>
+            <w:proofErr w:type="gramStart"/>
+            <w:r>
+              <w:rPr>
+                <w:lang w:val="en-US"/>
+              </w:rPr>
+              <w:t>main(</w:t>
+            </w:r>
+            <w:proofErr w:type="gramEnd"/>
+            <w:r>
+              <w:rPr>
+                <w:lang w:val="en-US"/>
+              </w:rPr>
+              <w:t>) {</w:t>
+            </w:r>
+          </w:p>
+          <w:p>
+            <w:pPr>
+              <w:rPr>
+                <w:color w:val="00B050"/>
+                <w:lang w:val="ru-RU"/>
+              </w:rPr>
+            </w:pPr>
+            <w:r>
+              <w:rPr>
+                <w:color w:val="00B050"/>
+                <w:lang w:val="ru-RU"/>
               </w:rPr>
               <w:t>//</w:t>
             </w:r>
@@ -896,7 +1221,7 @@
             <w:r>
               <w:rPr>
                 <w:color w:val="00B050"/>
-                <w:lang w:val="en-US"/>
+                <w:lang w:val="ru-RU"/>
               </w:rPr>
               <w:t xml:space="preserve"> </w:t>
             </w:r>
@@ -910,7 +1235,7 @@
             <w:r>
               <w:rPr>
                 <w:color w:val="00B050"/>
-                <w:lang w:val="en-US"/>
+                <w:lang w:val="ru-RU"/>
               </w:rPr>
               <w:t xml:space="preserve"> </w:t>
             </w:r>
@@ -924,7 +1249,7 @@
             <w:r>
               <w:rPr>
                 <w:color w:val="00B050"/>
-                <w:lang w:val="en-US"/>
+                <w:lang w:val="ru-RU"/>
               </w:rPr>
               <w:t xml:space="preserve"> </w:t>
             </w:r>
@@ -938,47 +1263,103 @@
             <w:r>
               <w:rPr>
                 <w:color w:val="00B050"/>
-                <w:lang w:val="en-US"/>
+                <w:lang w:val="ru-RU"/>
               </w:rPr>
               <w:t xml:space="preserve"> </w:t>
             </w:r>
-            <w:r>
-              <w:rPr>
-                <w:color w:val="00B050"/>
-              </w:rPr>
-              <w:t>gorilla/mux</w:t>
-            </w:r>
-          </w:p>
-          <w:p>
-            <w:pPr>
-              <w:rPr>
-                <w:lang w:val="en-US"/>
-              </w:rPr>
-            </w:pPr>
-            <w:r>
-              <w:rPr>
-                <w:lang w:val="en-US"/>
-              </w:rPr>
-              <w:tab/>
-            </w:r>
-            <w:r>
-              <w:rPr>
-                <w:lang w:val="en-US"/>
-              </w:rPr>
-              <w:t>r := mux.NewRouter()</w:t>
-            </w:r>
-          </w:p>
-          <w:p>
-            <w:pPr>
-              <w:rPr>
-                <w:color w:val="00B050"/>
-                <w:lang w:val="en-US"/>
-              </w:rPr>
-            </w:pPr>
-            <w:r>
-              <w:rPr>
-                <w:color w:val="00B050"/>
-                <w:lang w:val="en-US"/>
+            <w:proofErr w:type="spellStart"/>
+            <w:r>
+              <w:rPr>
+                <w:color w:val="00B050"/>
+              </w:rPr>
+              <w:t>gorilla</w:t>
+            </w:r>
+            <w:proofErr w:type="spellEnd"/>
+            <w:r>
+              <w:rPr>
+                <w:color w:val="00B050"/>
+              </w:rPr>
+              <w:t>/</w:t>
+            </w:r>
+            <w:proofErr w:type="spellStart"/>
+            <w:r>
+              <w:rPr>
+                <w:color w:val="00B050"/>
+              </w:rPr>
+              <w:t>mux</w:t>
+            </w:r>
+            <w:proofErr w:type="spellEnd"/>
+          </w:p>
+          <w:p>
+            <w:pPr>
+              <w:rPr>
+                <w:lang w:val="ru-RU"/>
+              </w:rPr>
+            </w:pPr>
+            <w:r>
+              <w:rPr>
+                <w:lang w:val="ru-RU"/>
+              </w:rPr>
+              <w:tab/>
+            </w:r>
+            <w:proofErr w:type="gramStart"/>
+            <w:r>
+              <w:rPr>
+                <w:lang w:val="en-US"/>
+              </w:rPr>
+              <w:t>r</w:t>
+            </w:r>
+            <w:r>
+              <w:rPr>
+                <w:lang w:val="ru-RU"/>
+              </w:rPr>
+              <w:t xml:space="preserve"> :</w:t>
+            </w:r>
+            <w:proofErr w:type="gramEnd"/>
+            <w:r>
+              <w:rPr>
+                <w:lang w:val="ru-RU"/>
+              </w:rPr>
+              <w:t xml:space="preserve">= </w:t>
+            </w:r>
+            <w:r>
+              <w:rPr>
+                <w:lang w:val="en-US"/>
+              </w:rPr>
+              <w:t>mux</w:t>
+            </w:r>
+            <w:r>
+              <w:rPr>
+                <w:lang w:val="ru-RU"/>
+              </w:rPr>
+              <w:t>.</w:t>
+            </w:r>
+            <w:proofErr w:type="spellStart"/>
+            <w:r>
+              <w:rPr>
+                <w:lang w:val="en-US"/>
+              </w:rPr>
+              <w:t>NewRouter</w:t>
+            </w:r>
+            <w:proofErr w:type="spellEnd"/>
+            <w:r>
+              <w:rPr>
+                <w:lang w:val="ru-RU"/>
+              </w:rPr>
+              <w:t>()</w:t>
+            </w:r>
+          </w:p>
+          <w:p>
+            <w:pPr>
+              <w:rPr>
+                <w:color w:val="00B050"/>
+                <w:lang w:val="ru-RU"/>
+              </w:rPr>
+            </w:pPr>
+            <w:r>
+              <w:rPr>
+                <w:color w:val="00B050"/>
+                <w:lang w:val="ru-RU"/>
               </w:rPr>
               <w:t>//</w:t>
             </w:r>
@@ -992,7 +1373,7 @@
             <w:r>
               <w:rPr>
                 <w:color w:val="00B050"/>
-                <w:lang w:val="en-US"/>
+                <w:lang w:val="ru-RU"/>
               </w:rPr>
               <w:t xml:space="preserve"> </w:t>
             </w:r>
@@ -1006,7 +1387,7 @@
             <w:r>
               <w:rPr>
                 <w:color w:val="00B050"/>
-                <w:lang w:val="en-US"/>
+                <w:lang w:val="ru-RU"/>
               </w:rPr>
               <w:t xml:space="preserve"> "/</w:t>
             </w:r>
@@ -1020,7 +1401,7 @@
             <w:r>
               <w:rPr>
                 <w:color w:val="00B050"/>
-                <w:lang w:val="en-US"/>
+                <w:lang w:val="ru-RU"/>
               </w:rPr>
               <w:t xml:space="preserve">" </w:t>
             </w:r>
@@ -1034,7 +1415,7 @@
             <w:r>
               <w:rPr>
                 <w:color w:val="00B050"/>
-                <w:lang w:val="en-US"/>
+                <w:lang w:val="ru-RU"/>
               </w:rPr>
               <w:t xml:space="preserve"> </w:t>
             </w:r>
@@ -1048,7 +1429,7 @@
             <w:r>
               <w:rPr>
                 <w:color w:val="00B050"/>
-                <w:lang w:val="en-US"/>
+                <w:lang w:val="ru-RU"/>
               </w:rPr>
               <w:t xml:space="preserve"> </w:t>
             </w:r>
@@ -1062,7 +1443,7 @@
             <w:r>
               <w:rPr>
                 <w:color w:val="00B050"/>
-                <w:lang w:val="en-US"/>
+                <w:lang w:val="ru-RU"/>
               </w:rPr>
               <w:t xml:space="preserve"> </w:t>
             </w:r>
@@ -1076,7 +1457,7 @@
             <w:r>
               <w:rPr>
                 <w:color w:val="00B050"/>
-                <w:lang w:val="en-US"/>
+                <w:lang w:val="ru-RU"/>
               </w:rPr>
               <w:t xml:space="preserve"> </w:t>
             </w:r>
@@ -1090,7 +1471,7 @@
             <w:r>
               <w:rPr>
                 <w:color w:val="00B050"/>
-                <w:lang w:val="en-US"/>
+                <w:lang w:val="ru-RU"/>
               </w:rPr>
               <w:t xml:space="preserve"> </w:t>
             </w:r>
@@ -1104,10 +1485,11 @@
             <w:r>
               <w:rPr>
                 <w:color w:val="00B050"/>
-                <w:lang w:val="en-US"/>
+                <w:lang w:val="ru-RU"/>
               </w:rPr>
               <w:t xml:space="preserve"> </w:t>
             </w:r>
+            <w:proofErr w:type="spellStart"/>
             <w:r>
               <w:rPr>
                 <w:color w:val="00B050"/>
@@ -1115,24 +1497,63 @@
               </w:rPr>
               <w:t>handlerMP</w:t>
             </w:r>
-          </w:p>
-          <w:p>
-            <w:pPr>
-              <w:rPr>
-                <w:lang w:val="en-US"/>
-              </w:rPr>
-            </w:pPr>
-            <w:r>
-              <w:rPr>
-                <w:lang w:val="en-US"/>
-              </w:rPr>
-              <w:tab/>
-            </w:r>
-            <w:r>
-              <w:rPr>
-                <w:lang w:val="en-US"/>
-              </w:rPr>
-              <w:t>r.HandleFunc("/MP", handlerMP).Methods(http.MethodPost)</w:t>
+            <w:proofErr w:type="spellEnd"/>
+          </w:p>
+          <w:p>
+            <w:pPr>
+              <w:rPr>
+                <w:lang w:val="en-US"/>
+              </w:rPr>
+            </w:pPr>
+            <w:r>
+              <w:rPr>
+                <w:lang w:val="ru-RU"/>
+              </w:rPr>
+              <w:tab/>
+            </w:r>
+            <w:proofErr w:type="spellStart"/>
+            <w:proofErr w:type="gramStart"/>
+            <w:r>
+              <w:rPr>
+                <w:lang w:val="en-US"/>
+              </w:rPr>
+              <w:t>r.HandleFunc</w:t>
+            </w:r>
+            <w:proofErr w:type="spellEnd"/>
+            <w:proofErr w:type="gramEnd"/>
+            <w:r>
+              <w:rPr>
+                <w:lang w:val="en-US"/>
+              </w:rPr>
+              <w:t xml:space="preserve">("/MP", </w:t>
+            </w:r>
+            <w:proofErr w:type="spellStart"/>
+            <w:r>
+              <w:rPr>
+                <w:lang w:val="en-US"/>
+              </w:rPr>
+              <w:t>handlerMP</w:t>
+            </w:r>
+            <w:proofErr w:type="spellEnd"/>
+            <w:r>
+              <w:rPr>
+                <w:lang w:val="en-US"/>
+              </w:rPr>
+              <w:t>).Methods(</w:t>
+            </w:r>
+            <w:proofErr w:type="spellStart"/>
+            <w:r>
+              <w:rPr>
+                <w:lang w:val="en-US"/>
+              </w:rPr>
+              <w:t>http.MethodPost</w:t>
+            </w:r>
+            <w:proofErr w:type="spellEnd"/>
+            <w:r>
+              <w:rPr>
+                <w:lang w:val="en-US"/>
+              </w:rPr>
+              <w:t>)</w:t>
             </w:r>
           </w:p>
           <w:p>
@@ -1154,6 +1575,12 @@
                 <w:lang w:val="en-US"/>
               </w:rPr>
               <w:tab/>
+            </w:r>
+            <w:proofErr w:type="gramStart"/>
+            <w:r>
+              <w:rPr>
+                <w:lang w:val="en-US"/>
+              </w:rPr>
               <w:t>log</w:t>
             </w:r>
             <w:r>
@@ -1162,12 +1589,15 @@
               </w:rPr>
               <w:t>.</w:t>
             </w:r>
+            <w:proofErr w:type="spellStart"/>
             <w:r>
               <w:rPr>
                 <w:lang w:val="en-US"/>
               </w:rPr>
               <w:t>Println</w:t>
             </w:r>
+            <w:proofErr w:type="spellEnd"/>
+            <w:proofErr w:type="gramEnd"/>
             <w:r>
               <w:rPr>
                 <w:lang w:val="ru-RU"/>
@@ -1252,7 +1682,49 @@
               <w:rPr>
                 <w:lang w:val="en-US"/>
               </w:rPr>
-              <w:t>if err := http.ListenAndServe("localhost:3000", r); err != nil {</w:t>
+              <w:t xml:space="preserve">if </w:t>
+            </w:r>
+            <w:proofErr w:type="gramStart"/>
+            <w:r>
+              <w:rPr>
+                <w:lang w:val="en-US"/>
+              </w:rPr>
+              <w:t>err :</w:t>
+            </w:r>
+            <w:proofErr w:type="gramEnd"/>
+            <w:r>
+              <w:rPr>
+                <w:lang w:val="en-US"/>
+              </w:rPr>
+              <w:t xml:space="preserve">= </w:t>
+            </w:r>
+            <w:proofErr w:type="spellStart"/>
+            <w:r>
+              <w:rPr>
+                <w:lang w:val="en-US"/>
+              </w:rPr>
+              <w:t>http.ListenAndServe</w:t>
+            </w:r>
+            <w:proofErr w:type="spellEnd"/>
+            <w:r>
+              <w:rPr>
+                <w:lang w:val="en-US"/>
+              </w:rPr>
+              <w:t>("</w:t>
+            </w:r>
+            <w:proofErr w:type="spellStart"/>
+            <w:r>
+              <w:rPr>
+                <w:lang w:val="en-US"/>
+              </w:rPr>
+              <w:t>localhost:3000</w:t>
+            </w:r>
+            <w:proofErr w:type="spellEnd"/>
+            <w:r>
+              <w:rPr>
+                <w:lang w:val="en-US"/>
+              </w:rPr>
+              <w:t>", r); err != nil {</w:t>
             </w:r>
           </w:p>
           <w:p>
@@ -1279,7 +1751,23 @@
                 <w:color w:val="00B050"/>
                 <w:lang w:val="ru-RU"/>
               </w:rPr>
-              <w:t>При ошибке (порт занят или другое) логируем ошибку, процесс завершается.</w:t>
+              <w:t xml:space="preserve">При ошибке (порт занят или другое) </w:t>
+            </w:r>
+            <w:proofErr w:type="spellStart"/>
+            <w:r>
+              <w:rPr>
+                <w:color w:val="00B050"/>
+                <w:lang w:val="ru-RU"/>
+              </w:rPr>
+              <w:t>логируем</w:t>
+            </w:r>
+            <w:proofErr w:type="spellEnd"/>
+            <w:r>
+              <w:rPr>
+                <w:color w:val="00B050"/>
+                <w:lang w:val="ru-RU"/>
+              </w:rPr>
+              <w:t xml:space="preserve"> ошибку, процесс завершается.</w:t>
             </w:r>
             <w:r>
               <w:rPr>
@@ -1307,11 +1795,21 @@
               </w:rPr>
               <w:t xml:space="preserve">   </w:t>
             </w:r>
-            <w:r>
-              <w:rPr>
-                <w:lang w:val="en-US"/>
-              </w:rPr>
-              <w:t>log.Fatal(err)</w:t>
+            <w:proofErr w:type="spellStart"/>
+            <w:proofErr w:type="gramStart"/>
+            <w:r>
+              <w:rPr>
+                <w:lang w:val="en-US"/>
+              </w:rPr>
+              <w:t>log.Fatal</w:t>
+            </w:r>
+            <w:proofErr w:type="spellEnd"/>
+            <w:proofErr w:type="gramEnd"/>
+            <w:r>
+              <w:rPr>
+                <w:lang w:val="en-US"/>
+              </w:rPr>
+              <w:t>(err)</w:t>
             </w:r>
           </w:p>
           <w:p>
@@ -1347,26 +1845,100 @@
                 <w:lang w:val="en-US"/>
               </w:rPr>
             </w:pPr>
-            <w:r>
-              <w:rPr>
-                <w:lang w:val="en-US"/>
-              </w:rPr>
-              <w:t>func handlerMP(w http.ResponseWriter, r *http.Request) {</w:t>
-            </w:r>
-          </w:p>
-          <w:p>
-            <w:pPr>
-              <w:rPr>
-                <w:color w:val="00B050"/>
-                <w:lang w:val="ru-RU"/>
-              </w:rPr>
-            </w:pPr>
-            <w:r>
-              <w:rPr>
-                <w:color w:val="00B050"/>
-                <w:lang w:val="ru-RU"/>
-              </w:rPr>
-              <w:t>//логируем что пришёл запрос</w:t>
+            <w:proofErr w:type="spellStart"/>
+            <w:r>
+              <w:rPr>
+                <w:lang w:val="en-US"/>
+              </w:rPr>
+              <w:t>func</w:t>
+            </w:r>
+            <w:proofErr w:type="spellEnd"/>
+            <w:r>
+              <w:rPr>
+                <w:lang w:val="en-US"/>
+              </w:rPr>
+              <w:t xml:space="preserve"> </w:t>
+            </w:r>
+            <w:proofErr w:type="spellStart"/>
+            <w:proofErr w:type="gramStart"/>
+            <w:r>
+              <w:rPr>
+                <w:lang w:val="en-US"/>
+              </w:rPr>
+              <w:t>handlerMP</w:t>
+            </w:r>
+            <w:proofErr w:type="spellEnd"/>
+            <w:r>
+              <w:rPr>
+                <w:lang w:val="en-US"/>
+              </w:rPr>
+              <w:t>(</w:t>
+            </w:r>
+            <w:proofErr w:type="gramEnd"/>
+            <w:r>
+              <w:rPr>
+                <w:lang w:val="en-US"/>
+              </w:rPr>
+              <w:t xml:space="preserve">w </w:t>
+            </w:r>
+            <w:proofErr w:type="spellStart"/>
+            <w:r>
+              <w:rPr>
+                <w:lang w:val="en-US"/>
+              </w:rPr>
+              <w:t>http.ResponseWriter</w:t>
+            </w:r>
+            <w:proofErr w:type="spellEnd"/>
+            <w:r>
+              <w:rPr>
+                <w:lang w:val="en-US"/>
+              </w:rPr>
+              <w:t>, r *</w:t>
+            </w:r>
+            <w:proofErr w:type="spellStart"/>
+            <w:r>
+              <w:rPr>
+                <w:lang w:val="en-US"/>
+              </w:rPr>
+              <w:t>http.Request</w:t>
+            </w:r>
+            <w:proofErr w:type="spellEnd"/>
+            <w:r>
+              <w:rPr>
+                <w:lang w:val="en-US"/>
+              </w:rPr>
+              <w:t>) {</w:t>
+            </w:r>
+          </w:p>
+          <w:p>
+            <w:pPr>
+              <w:rPr>
+                <w:color w:val="00B050"/>
+                <w:lang w:val="ru-RU"/>
+              </w:rPr>
+            </w:pPr>
+            <w:r>
+              <w:rPr>
+                <w:color w:val="00B050"/>
+                <w:lang w:val="ru-RU"/>
+              </w:rPr>
+              <w:t>//</w:t>
+            </w:r>
+            <w:proofErr w:type="spellStart"/>
+            <w:r>
+              <w:rPr>
+                <w:color w:val="00B050"/>
+                <w:lang w:val="ru-RU"/>
+              </w:rPr>
+              <w:t>логируем</w:t>
+            </w:r>
+            <w:proofErr w:type="spellEnd"/>
+            <w:r>
+              <w:rPr>
+                <w:color w:val="00B050"/>
+                <w:lang w:val="ru-RU"/>
+              </w:rPr>
+              <w:t xml:space="preserve"> что пришёл запрос</w:t>
             </w:r>
             <w:r>
               <w:rPr>
@@ -1380,8 +1952,17 @@
                 <w:color w:val="00B050"/>
                 <w:lang w:val="ru-RU"/>
               </w:rPr>
-              <w:t>/MP</w:t>
-            </w:r>
+              <w:t>/</w:t>
+            </w:r>
+            <w:proofErr w:type="spellStart"/>
+            <w:r>
+              <w:rPr>
+                <w:color w:val="00B050"/>
+                <w:lang w:val="ru-RU"/>
+              </w:rPr>
+              <w:t>MP</w:t>
+            </w:r>
+            <w:proofErr w:type="spellEnd"/>
             <w:r>
               <w:rPr>
                 <w:color w:val="00B050"/>
@@ -1416,6 +1997,8 @@
               </w:rPr>
               <w:tab/>
             </w:r>
+            <w:proofErr w:type="spellStart"/>
+            <w:proofErr w:type="gramStart"/>
             <w:r>
               <w:rPr>
                 <w:lang w:val="en-US"/>
@@ -1434,6 +2017,8 @@
               </w:rPr>
               <w:t>Printf</w:t>
             </w:r>
+            <w:proofErr w:type="spellEnd"/>
+            <w:proofErr w:type="gramEnd"/>
             <w:r>
               <w:rPr>
                 <w:lang w:val="en-US"/>
@@ -1507,32 +2092,150 @@
               </w:rPr>
               <w:t xml:space="preserve"> </w:t>
             </w:r>
-            <w:r>
-              <w:rPr>
-                <w:color w:val="00B050"/>
-              </w:rPr>
-              <w:t>multipart/form-data</w:t>
-            </w:r>
-          </w:p>
-          <w:p>
-            <w:r>
-              <w:t>contentType := r.Header.Get("Content-Type")</w:t>
-            </w:r>
-          </w:p>
-          <w:p>
-            <w:r>
-              <w:t>    if !strings.HasPrefix(contentType, "multipart/form-data") {</w:t>
-            </w:r>
-          </w:p>
-          <w:p>
-            <w:r>
-              <w:t>        http.Error(w, "Требуется Content-Type: multipart/form-data", http.StatusBadRequest)</w:t>
-            </w:r>
-          </w:p>
-          <w:p>
-            <w:r>
-              <w:t>        return</w:t>
-            </w:r>
+            <w:proofErr w:type="spellStart"/>
+            <w:r>
+              <w:rPr>
+                <w:color w:val="00B050"/>
+              </w:rPr>
+              <w:t>multipart</w:t>
+            </w:r>
+            <w:proofErr w:type="spellEnd"/>
+            <w:r>
+              <w:rPr>
+                <w:color w:val="00B050"/>
+              </w:rPr>
+              <w:t>/</w:t>
+            </w:r>
+            <w:proofErr w:type="spellStart"/>
+            <w:r>
+              <w:rPr>
+                <w:color w:val="00B050"/>
+              </w:rPr>
+              <w:t>form-data</w:t>
+            </w:r>
+            <w:proofErr w:type="spellEnd"/>
+          </w:p>
+          <w:p>
+            <w:proofErr w:type="spellStart"/>
+            <w:proofErr w:type="gramStart"/>
+            <w:r>
+              <w:t>contentType</w:t>
+            </w:r>
+            <w:proofErr w:type="spellEnd"/>
+            <w:r>
+              <w:t xml:space="preserve"> :</w:t>
+            </w:r>
+            <w:proofErr w:type="gramEnd"/>
+            <w:r>
+              <w:t xml:space="preserve">= </w:t>
+            </w:r>
+            <w:proofErr w:type="spellStart"/>
+            <w:r>
+              <w:t>r.Header.Get</w:t>
+            </w:r>
+            <w:proofErr w:type="spellEnd"/>
+            <w:r>
+              <w:t>("Content-Type")</w:t>
+            </w:r>
+          </w:p>
+          <w:p>
+            <w:r>
+              <w:t xml:space="preserve">    </w:t>
+            </w:r>
+            <w:proofErr w:type="spellStart"/>
+            <w:proofErr w:type="gramStart"/>
+            <w:r>
+              <w:t>if</w:t>
+            </w:r>
+            <w:proofErr w:type="spellEnd"/>
+            <w:r>
+              <w:t xml:space="preserve"> !</w:t>
+            </w:r>
+            <w:proofErr w:type="spellStart"/>
+            <w:r>
+              <w:t>strings</w:t>
+            </w:r>
+            <w:proofErr w:type="gramEnd"/>
+            <w:r>
+              <w:t>.HasPrefix</w:t>
+            </w:r>
+            <w:proofErr w:type="spellEnd"/>
+            <w:r>
+              <w:t>(</w:t>
+            </w:r>
+            <w:proofErr w:type="spellStart"/>
+            <w:r>
+              <w:t>contentType</w:t>
+            </w:r>
+            <w:proofErr w:type="spellEnd"/>
+            <w:r>
+              <w:t>, "</w:t>
+            </w:r>
+            <w:proofErr w:type="spellStart"/>
+            <w:r>
+              <w:t>multipart</w:t>
+            </w:r>
+            <w:proofErr w:type="spellEnd"/>
+            <w:r>
+              <w:t>/</w:t>
+            </w:r>
+            <w:proofErr w:type="spellStart"/>
+            <w:r>
+              <w:t>form-data</w:t>
+            </w:r>
+            <w:proofErr w:type="spellEnd"/>
+            <w:r>
+              <w:t>") {</w:t>
+            </w:r>
+          </w:p>
+          <w:p>
+            <w:r>
+              <w:t xml:space="preserve">        </w:t>
+            </w:r>
+            <w:proofErr w:type="spellStart"/>
+            <w:proofErr w:type="gramStart"/>
+            <w:r>
+              <w:t>http.Error</w:t>
+            </w:r>
+            <w:proofErr w:type="spellEnd"/>
+            <w:proofErr w:type="gramEnd"/>
+            <w:r>
+              <w:t xml:space="preserve">(w, "Требуется Content-Type: </w:t>
+            </w:r>
+            <w:proofErr w:type="spellStart"/>
+            <w:r>
+              <w:t>multipart</w:t>
+            </w:r>
+            <w:proofErr w:type="spellEnd"/>
+            <w:r>
+              <w:t>/</w:t>
+            </w:r>
+            <w:proofErr w:type="spellStart"/>
+            <w:r>
+              <w:t>form-data</w:t>
+            </w:r>
+            <w:proofErr w:type="spellEnd"/>
+            <w:r>
+              <w:t xml:space="preserve">", </w:t>
+            </w:r>
+            <w:proofErr w:type="spellStart"/>
+            <w:r>
+              <w:t>http.StatusBadRequest</w:t>
+            </w:r>
+            <w:proofErr w:type="spellEnd"/>
+            <w:r>
+              <w:t>)</w:t>
+            </w:r>
+          </w:p>
+          <w:p>
+            <w:r>
+              <w:t xml:space="preserve">        </w:t>
+            </w:r>
+            <w:proofErr w:type="spellStart"/>
+            <w:r>
+              <w:t>return</w:t>
+            </w:r>
+            <w:proofErr w:type="spellEnd"/>
           </w:p>
           <w:p>
             <w:r>
@@ -1551,32 +2254,149 @@
                 <w:color w:val="00B050"/>
                 <w:lang w:val="ru-RU"/>
               </w:rPr>
-              <w:t xml:space="preserve">//проверка что данные не превышают 10 и что тип тела </w:t>
-            </w:r>
-            <w:r>
-              <w:rPr>
-                <w:color w:val="00B050"/>
-              </w:rPr>
-              <w:t>multipart/form-data</w:t>
-            </w:r>
-          </w:p>
-          <w:p>
-            <w:pPr>
-              <w:rPr>
-                <w:lang w:val="en-US"/>
-              </w:rPr>
-            </w:pPr>
-            <w:r>
-              <w:rPr>
-                <w:lang w:val="ru-RU"/>
-              </w:rPr>
-              <w:tab/>
-            </w:r>
-            <w:r>
-              <w:rPr>
-                <w:lang w:val="en-US"/>
-              </w:rPr>
-              <w:t>if err := r.ParseMultipartForm(10 &lt;&lt; 20); err != nil {</w:t>
+              <w:t xml:space="preserve">//проверка что данные не превышают 10 </w:t>
+            </w:r>
+            <w:r>
+              <w:rPr>
+                <w:color w:val="00B050"/>
+                <w:lang w:val="en-US"/>
+              </w:rPr>
+              <w:t>Mb</w:t>
+            </w:r>
+            <w:r>
+              <w:rPr>
+                <w:color w:val="00B050"/>
+                <w:lang w:val="ru-RU"/>
+              </w:rPr>
+              <w:t xml:space="preserve">. (10 </w:t>
+            </w:r>
+            <w:proofErr w:type="gramStart"/>
+            <w:r>
+              <w:rPr>
+                <w:color w:val="00B050"/>
+                <w:lang w:val="ru-RU"/>
+              </w:rPr>
+              <w:t>&lt;&lt; 20</w:t>
+            </w:r>
+            <w:proofErr w:type="gramEnd"/>
+            <w:r>
+              <w:rPr>
+                <w:color w:val="00B050"/>
+                <w:lang w:val="ru-RU"/>
+              </w:rPr>
+              <w:t xml:space="preserve"> </w:t>
+            </w:r>
+            <w:r>
+              <w:rPr>
+                <w:color w:val="00B050"/>
+                <w:lang w:val="ru-RU"/>
+              </w:rPr>
+              <w:t>равноценно с 10</w:t>
+            </w:r>
+            <w:r>
+              <w:rPr>
+                <w:color w:val="00B050"/>
+                <w:lang w:val="ru-RU"/>
+              </w:rPr>
+              <w:t xml:space="preserve"> </w:t>
+            </w:r>
+            <w:r>
+              <w:rPr>
+                <w:color w:val="00B050"/>
+                <w:lang w:val="ru-RU"/>
+              </w:rPr>
+              <w:t>*</w:t>
+            </w:r>
+            <w:r>
+              <w:rPr>
+                <w:color w:val="00B050"/>
+                <w:lang w:val="ru-RU"/>
+              </w:rPr>
+              <w:t xml:space="preserve"> </w:t>
+            </w:r>
+            <w:r>
+              <w:rPr>
+                <w:color w:val="00B050"/>
+                <w:lang w:val="ru-RU"/>
+              </w:rPr>
+              <w:t>2</w:t>
+            </w:r>
+            <w:r>
+              <w:rPr>
+                <w:color w:val="00B050"/>
+                <w:lang w:val="ru-RU"/>
+              </w:rPr>
+              <w:t xml:space="preserve">^20 </w:t>
+            </w:r>
+            <w:r>
+              <w:rPr>
+                <w:color w:val="00B050"/>
+                <w:lang w:val="ru-RU"/>
+              </w:rPr>
+              <w:t xml:space="preserve">что соответствует 10 </w:t>
+            </w:r>
+            <w:proofErr w:type="spellStart"/>
+            <w:r>
+              <w:rPr>
+                <w:color w:val="00B050"/>
+                <w:lang w:val="ru-RU"/>
+              </w:rPr>
+              <w:t>Mb</w:t>
+            </w:r>
+            <w:proofErr w:type="spellEnd"/>
+            <w:r>
+              <w:rPr>
+                <w:color w:val="00B050"/>
+                <w:lang w:val="ru-RU"/>
+              </w:rPr>
+              <w:t>)</w:t>
+            </w:r>
+          </w:p>
+          <w:p>
+            <w:pPr>
+              <w:rPr>
+                <w:lang w:val="en-US"/>
+              </w:rPr>
+            </w:pPr>
+            <w:r>
+              <w:rPr>
+                <w:lang w:val="ru-RU"/>
+              </w:rPr>
+              <w:tab/>
+            </w:r>
+            <w:r>
+              <w:rPr>
+                <w:lang w:val="en-US"/>
+              </w:rPr>
+              <w:t xml:space="preserve">if </w:t>
+            </w:r>
+            <w:proofErr w:type="gramStart"/>
+            <w:r>
+              <w:rPr>
+                <w:lang w:val="en-US"/>
+              </w:rPr>
+              <w:t>err :</w:t>
+            </w:r>
+            <w:proofErr w:type="gramEnd"/>
+            <w:r>
+              <w:rPr>
+                <w:lang w:val="en-US"/>
+              </w:rPr>
+              <w:t xml:space="preserve">= </w:t>
+            </w:r>
+            <w:proofErr w:type="spellStart"/>
+            <w:r>
+              <w:rPr>
+                <w:lang w:val="en-US"/>
+              </w:rPr>
+              <w:t>r.ParseMultipartForm</w:t>
+            </w:r>
+            <w:proofErr w:type="spellEnd"/>
+            <w:r>
+              <w:rPr>
+                <w:lang w:val="en-US"/>
+              </w:rPr>
+              <w:t>(10 &lt;&lt; 20); err != nil {</w:t>
             </w:r>
           </w:p>
           <w:p>
@@ -1613,6 +2433,7 @@
               </w:rPr>
               <w:t xml:space="preserve"> (</w:t>
             </w:r>
+            <w:proofErr w:type="gramStart"/>
             <w:r>
               <w:rPr>
                 <w:color w:val="00B050"/>
@@ -1627,6 +2448,7 @@
               </w:rPr>
               <w:t>.</w:t>
             </w:r>
+            <w:proofErr w:type="spellStart"/>
             <w:r>
               <w:rPr>
                 <w:color w:val="00B050"/>
@@ -1634,6 +2456,8 @@
               </w:rPr>
               <w:t>ResponseWriter</w:t>
             </w:r>
+            <w:proofErr w:type="spellEnd"/>
+            <w:proofErr w:type="gramEnd"/>
             <w:r>
               <w:rPr>
                 <w:color w:val="00B050"/>
@@ -1653,32 +2477,79 @@
                 <w:color w:val="00B050"/>
                 <w:lang w:val="ru-RU"/>
               </w:rPr>
-              <w:t>отправляется ошибка с пояснениями и статусом StatusBadRequest</w:t>
-            </w:r>
-          </w:p>
-          <w:p>
-            <w:pPr>
-              <w:rPr>
-                <w:lang w:val="ru-RU"/>
-              </w:rPr>
-            </w:pPr>
-            <w:r>
-              <w:rPr>
-                <w:lang w:val="ru-RU"/>
-              </w:rPr>
-              <w:tab/>
-            </w:r>
-            <w:r>
-              <w:rPr>
-                <w:lang w:val="ru-RU"/>
-              </w:rPr>
-              <w:tab/>
-            </w:r>
-            <w:r>
-              <w:rPr>
-                <w:lang w:val="ru-RU"/>
-              </w:rPr>
-              <w:t>http.Error(w, "Не удается разобрать форму: "+err.Error(), http.StatusBadRequest)</w:t>
+              <w:t xml:space="preserve">отправляется ошибка с пояснениями и статусом </w:t>
+            </w:r>
+            <w:proofErr w:type="spellStart"/>
+            <w:r>
+              <w:rPr>
+                <w:color w:val="00B050"/>
+                <w:lang w:val="ru-RU"/>
+              </w:rPr>
+              <w:t>StatusBadRequest</w:t>
+            </w:r>
+            <w:proofErr w:type="spellEnd"/>
+          </w:p>
+          <w:p>
+            <w:pPr>
+              <w:rPr>
+                <w:lang w:val="ru-RU"/>
+              </w:rPr>
+            </w:pPr>
+            <w:r>
+              <w:rPr>
+                <w:lang w:val="ru-RU"/>
+              </w:rPr>
+              <w:tab/>
+            </w:r>
+            <w:r>
+              <w:rPr>
+                <w:lang w:val="ru-RU"/>
+              </w:rPr>
+              <w:tab/>
+            </w:r>
+            <w:proofErr w:type="spellStart"/>
+            <w:proofErr w:type="gramStart"/>
+            <w:r>
+              <w:rPr>
+                <w:lang w:val="ru-RU"/>
+              </w:rPr>
+              <w:t>http.Error</w:t>
+            </w:r>
+            <w:proofErr w:type="spellEnd"/>
+            <w:proofErr w:type="gramEnd"/>
+            <w:r>
+              <w:rPr>
+                <w:lang w:val="ru-RU"/>
+              </w:rPr>
+              <w:t>(w, "Не удается разобрать форму: "+</w:t>
+            </w:r>
+            <w:proofErr w:type="spellStart"/>
+            <w:r>
+              <w:rPr>
+                <w:lang w:val="ru-RU"/>
+              </w:rPr>
+              <w:t>err.Error</w:t>
+            </w:r>
+            <w:proofErr w:type="spellEnd"/>
+            <w:r>
+              <w:rPr>
+                <w:lang w:val="ru-RU"/>
+              </w:rPr>
+              <w:t xml:space="preserve">(), </w:t>
+            </w:r>
+            <w:proofErr w:type="spellStart"/>
+            <w:r>
+              <w:rPr>
+                <w:lang w:val="ru-RU"/>
+              </w:rPr>
+              <w:t>http.StatusBadRequest</w:t>
+            </w:r>
+            <w:proofErr w:type="spellEnd"/>
+            <w:r>
+              <w:rPr>
+                <w:lang w:val="ru-RU"/>
+              </w:rPr>
+              <w:t>)</w:t>
             </w:r>
           </w:p>
           <w:p>
@@ -1725,6 +2596,7 @@
               </w:rPr>
               <w:t xml:space="preserve">//извлекаем текстовые поля с помощью </w:t>
             </w:r>
+            <w:proofErr w:type="spellStart"/>
             <w:r>
               <w:rPr>
                 <w:color w:val="00B050"/>
@@ -1732,6 +2604,7 @@
               </w:rPr>
               <w:t>FormValue</w:t>
             </w:r>
+            <w:proofErr w:type="spellEnd"/>
             <w:r>
               <w:rPr>
                 <w:color w:val="00B050"/>
@@ -1746,6 +2619,7 @@
               </w:rPr>
               <w:t xml:space="preserve"> и приводим к нужному типу данных через </w:t>
             </w:r>
+            <w:proofErr w:type="spellStart"/>
             <w:r>
               <w:rPr>
                 <w:color w:val="00B050"/>
@@ -1753,118 +2627,330 @@
               </w:rPr>
               <w:t>strconv</w:t>
             </w:r>
-          </w:p>
-          <w:p>
-            <w:pPr>
-              <w:rPr>
-                <w:lang w:val="en-US"/>
-              </w:rPr>
-            </w:pPr>
-            <w:r>
-              <w:rPr>
-                <w:lang w:val="ru-RU"/>
-              </w:rPr>
-              <w:tab/>
-            </w:r>
-            <w:r>
-              <w:rPr>
-                <w:lang w:val="ru-RU"/>
-              </w:rPr>
-              <w:tab/>
-            </w:r>
-            <w:r>
-              <w:rPr>
-                <w:lang w:val="en-US"/>
-              </w:rPr>
-              <w:t>x, er1 := strconv.Atoi(r.FormValue("x"))</w:t>
-            </w:r>
-          </w:p>
-          <w:p>
-            <w:pPr>
-              <w:rPr>
-                <w:lang w:val="en-US"/>
-              </w:rPr>
-            </w:pPr>
-            <w:r>
-              <w:rPr>
-                <w:lang w:val="en-US"/>
-              </w:rPr>
-              <w:tab/>
-            </w:r>
-            <w:r>
-              <w:rPr>
-                <w:lang w:val="en-US"/>
-              </w:rPr>
-              <w:tab/>
-              <w:t>y, er2 := strconv.ParseFloat(r.FormValue("y"), 64)</w:t>
-            </w:r>
-          </w:p>
-          <w:p>
-            <w:pPr>
-              <w:rPr>
-                <w:lang w:val="en-US"/>
-              </w:rPr>
-            </w:pPr>
-            <w:r>
-              <w:rPr>
-                <w:lang w:val="en-US"/>
-              </w:rPr>
-              <w:tab/>
-            </w:r>
-            <w:r>
-              <w:rPr>
-                <w:lang w:val="en-US"/>
-              </w:rPr>
-              <w:tab/>
-              <w:t>s := r.FormValue("s")</w:t>
-            </w:r>
-          </w:p>
-          <w:p>
-            <w:pPr>
-              <w:rPr>
-                <w:lang w:val="en-US"/>
-              </w:rPr>
-            </w:pPr>
-            <w:r>
-              <w:rPr>
-                <w:lang w:val="en-US"/>
-              </w:rPr>
-              <w:tab/>
-            </w:r>
-            <w:r>
-              <w:rPr>
-                <w:lang w:val="en-US"/>
-              </w:rPr>
-              <w:tab/>
-              <w:t>b, er3 := strconv.ParseBool(r.FormValue("b"))</w:t>
-            </w:r>
-          </w:p>
-          <w:p>
-            <w:pPr>
-              <w:rPr>
-                <w:lang w:val="en-US"/>
-              </w:rPr>
-            </w:pPr>
-          </w:p>
-          <w:p>
-            <w:pPr>
-              <w:rPr>
-                <w:color w:val="00B050"/>
-                <w:lang w:val="ru-RU"/>
-              </w:rPr>
-            </w:pPr>
-            <w:r>
-              <w:rPr>
-                <w:color w:val="00B050"/>
-                <w:lang w:val="ru-RU"/>
-              </w:rPr>
-              <w:t>//клиенту отправляется ошибка с пояснениями и статусом StatusBadRequest если с переданными полями что-то не так</w:t>
-            </w:r>
-          </w:p>
-          <w:p>
-            <w:pPr>
-              <w:rPr>
-                <w:lang w:val="ru-RU"/>
+            <w:proofErr w:type="spellEnd"/>
+          </w:p>
+          <w:p>
+            <w:pPr>
+              <w:rPr>
+                <w:lang w:val="en-US"/>
+              </w:rPr>
+            </w:pPr>
+            <w:r>
+              <w:rPr>
+                <w:lang w:val="ru-RU"/>
+              </w:rPr>
+              <w:tab/>
+            </w:r>
+            <w:r>
+              <w:rPr>
+                <w:lang w:val="ru-RU"/>
+              </w:rPr>
+              <w:tab/>
+            </w:r>
+            <w:r>
+              <w:rPr>
+                <w:lang w:val="en-US"/>
+              </w:rPr>
+              <w:t xml:space="preserve">x, </w:t>
+            </w:r>
+            <w:proofErr w:type="spellStart"/>
+            <w:r>
+              <w:rPr>
+                <w:lang w:val="en-US"/>
+              </w:rPr>
+              <w:t>er</w:t>
+            </w:r>
+            <w:proofErr w:type="gramStart"/>
+            <w:r>
+              <w:rPr>
+                <w:lang w:val="en-US"/>
+              </w:rPr>
+              <w:t>1</w:t>
+            </w:r>
+            <w:proofErr w:type="spellEnd"/>
+            <w:r>
+              <w:rPr>
+                <w:lang w:val="en-US"/>
+              </w:rPr>
+              <w:t xml:space="preserve"> :</w:t>
+            </w:r>
+            <w:proofErr w:type="gramEnd"/>
+            <w:r>
+              <w:rPr>
+                <w:lang w:val="en-US"/>
+              </w:rPr>
+              <w:t xml:space="preserve">= </w:t>
+            </w:r>
+            <w:proofErr w:type="spellStart"/>
+            <w:r>
+              <w:rPr>
+                <w:lang w:val="en-US"/>
+              </w:rPr>
+              <w:t>strconv.Atoi</w:t>
+            </w:r>
+            <w:proofErr w:type="spellEnd"/>
+            <w:r>
+              <w:rPr>
+                <w:lang w:val="en-US"/>
+              </w:rPr>
+              <w:t>(</w:t>
+            </w:r>
+            <w:proofErr w:type="spellStart"/>
+            <w:r>
+              <w:rPr>
+                <w:lang w:val="en-US"/>
+              </w:rPr>
+              <w:t>r.FormValue</w:t>
+            </w:r>
+            <w:proofErr w:type="spellEnd"/>
+            <w:r>
+              <w:rPr>
+                <w:lang w:val="en-US"/>
+              </w:rPr>
+              <w:t>("x"))</w:t>
+            </w:r>
+          </w:p>
+          <w:p>
+            <w:pPr>
+              <w:rPr>
+                <w:lang w:val="en-US"/>
+              </w:rPr>
+            </w:pPr>
+            <w:r>
+              <w:rPr>
+                <w:lang w:val="en-US"/>
+              </w:rPr>
+              <w:tab/>
+            </w:r>
+            <w:r>
+              <w:rPr>
+                <w:lang w:val="en-US"/>
+              </w:rPr>
+              <w:tab/>
+              <w:t xml:space="preserve">y, </w:t>
+            </w:r>
+            <w:proofErr w:type="spellStart"/>
+            <w:r>
+              <w:rPr>
+                <w:lang w:val="en-US"/>
+              </w:rPr>
+              <w:t>er</w:t>
+            </w:r>
+            <w:proofErr w:type="gramStart"/>
+            <w:r>
+              <w:rPr>
+                <w:lang w:val="en-US"/>
+              </w:rPr>
+              <w:t>2</w:t>
+            </w:r>
+            <w:proofErr w:type="spellEnd"/>
+            <w:r>
+              <w:rPr>
+                <w:lang w:val="en-US"/>
+              </w:rPr>
+              <w:t xml:space="preserve"> :</w:t>
+            </w:r>
+            <w:proofErr w:type="gramEnd"/>
+            <w:r>
+              <w:rPr>
+                <w:lang w:val="en-US"/>
+              </w:rPr>
+              <w:t xml:space="preserve">= </w:t>
+            </w:r>
+            <w:proofErr w:type="spellStart"/>
+            <w:r>
+              <w:rPr>
+                <w:lang w:val="en-US"/>
+              </w:rPr>
+              <w:t>strconv.ParseFloat</w:t>
+            </w:r>
+            <w:proofErr w:type="spellEnd"/>
+            <w:r>
+              <w:rPr>
+                <w:lang w:val="en-US"/>
+              </w:rPr>
+              <w:t>(</w:t>
+            </w:r>
+            <w:proofErr w:type="spellStart"/>
+            <w:r>
+              <w:rPr>
+                <w:lang w:val="en-US"/>
+              </w:rPr>
+              <w:t>r.FormValue</w:t>
+            </w:r>
+            <w:proofErr w:type="spellEnd"/>
+            <w:r>
+              <w:rPr>
+                <w:lang w:val="en-US"/>
+              </w:rPr>
+              <w:t>("y"), 64)</w:t>
+            </w:r>
+          </w:p>
+          <w:p>
+            <w:pPr>
+              <w:rPr>
+                <w:lang w:val="en-US"/>
+              </w:rPr>
+            </w:pPr>
+            <w:r>
+              <w:rPr>
+                <w:lang w:val="en-US"/>
+              </w:rPr>
+              <w:tab/>
+            </w:r>
+            <w:r>
+              <w:rPr>
+                <w:lang w:val="en-US"/>
+              </w:rPr>
+              <w:tab/>
+            </w:r>
+            <w:proofErr w:type="gramStart"/>
+            <w:r>
+              <w:rPr>
+                <w:lang w:val="en-US"/>
+              </w:rPr>
+              <w:t>s :</w:t>
+            </w:r>
+            <w:proofErr w:type="gramEnd"/>
+            <w:r>
+              <w:rPr>
+                <w:lang w:val="en-US"/>
+              </w:rPr>
+              <w:t xml:space="preserve">= </w:t>
+            </w:r>
+            <w:proofErr w:type="spellStart"/>
+            <w:r>
+              <w:rPr>
+                <w:lang w:val="en-US"/>
+              </w:rPr>
+              <w:t>r.FormValue</w:t>
+            </w:r>
+            <w:proofErr w:type="spellEnd"/>
+            <w:r>
+              <w:rPr>
+                <w:lang w:val="en-US"/>
+              </w:rPr>
+              <w:t>("s")</w:t>
+            </w:r>
+          </w:p>
+          <w:p>
+            <w:pPr>
+              <w:rPr>
+                <w:lang w:val="en-US"/>
+              </w:rPr>
+            </w:pPr>
+            <w:r>
+              <w:rPr>
+                <w:lang w:val="en-US"/>
+              </w:rPr>
+              <w:tab/>
+            </w:r>
+            <w:r>
+              <w:rPr>
+                <w:lang w:val="en-US"/>
+              </w:rPr>
+              <w:tab/>
+              <w:t xml:space="preserve">b, </w:t>
+            </w:r>
+            <w:proofErr w:type="spellStart"/>
+            <w:r>
+              <w:rPr>
+                <w:lang w:val="en-US"/>
+              </w:rPr>
+              <w:t>er</w:t>
+            </w:r>
+            <w:proofErr w:type="gramStart"/>
+            <w:r>
+              <w:rPr>
+                <w:lang w:val="en-US"/>
+              </w:rPr>
+              <w:t>3</w:t>
+            </w:r>
+            <w:proofErr w:type="spellEnd"/>
+            <w:r>
+              <w:rPr>
+                <w:lang w:val="en-US"/>
+              </w:rPr>
+              <w:t xml:space="preserve"> :</w:t>
+            </w:r>
+            <w:proofErr w:type="gramEnd"/>
+            <w:r>
+              <w:rPr>
+                <w:lang w:val="en-US"/>
+              </w:rPr>
+              <w:t xml:space="preserve">= </w:t>
+            </w:r>
+            <w:proofErr w:type="spellStart"/>
+            <w:r>
+              <w:rPr>
+                <w:lang w:val="en-US"/>
+              </w:rPr>
+              <w:t>strconv.ParseBool</w:t>
+            </w:r>
+            <w:proofErr w:type="spellEnd"/>
+            <w:r>
+              <w:rPr>
+                <w:lang w:val="en-US"/>
+              </w:rPr>
+              <w:t>(</w:t>
+            </w:r>
+            <w:proofErr w:type="spellStart"/>
+            <w:r>
+              <w:rPr>
+                <w:lang w:val="en-US"/>
+              </w:rPr>
+              <w:t>r.FormValue</w:t>
+            </w:r>
+            <w:proofErr w:type="spellEnd"/>
+            <w:r>
+              <w:rPr>
+                <w:lang w:val="en-US"/>
+              </w:rPr>
+              <w:t>("b"))</w:t>
+            </w:r>
+          </w:p>
+          <w:p>
+            <w:pPr>
+              <w:rPr>
+                <w:lang w:val="en-US"/>
+              </w:rPr>
+            </w:pPr>
+          </w:p>
+          <w:p>
+            <w:pPr>
+              <w:rPr>
+                <w:color w:val="00B050"/>
+                <w:lang w:val="ru-RU"/>
+              </w:rPr>
+            </w:pPr>
+            <w:r>
+              <w:rPr>
+                <w:color w:val="00B050"/>
+                <w:lang w:val="ru-RU"/>
+              </w:rPr>
+              <w:t xml:space="preserve">//клиенту отправляется ошибка с пояснениями и статусом </w:t>
+            </w:r>
+            <w:proofErr w:type="spellStart"/>
+            <w:r>
+              <w:rPr>
+                <w:color w:val="00B050"/>
+                <w:lang w:val="ru-RU"/>
+              </w:rPr>
+              <w:t>StatusBadRequest</w:t>
+            </w:r>
+            <w:proofErr w:type="spellEnd"/>
+            <w:r>
+              <w:rPr>
+                <w:color w:val="00B050"/>
+                <w:lang w:val="ru-RU"/>
+              </w:rPr>
+              <w:t xml:space="preserve"> если с переданными полями что-то не так</w:t>
+            </w:r>
+          </w:p>
+          <w:p>
+            <w:pPr>
+              <w:rPr>
+                <w:lang w:val="en-US"/>
               </w:rPr>
             </w:pPr>
             <w:r>
@@ -1887,21 +2973,37 @@
             </w:r>
             <w:r>
               <w:rPr>
-                <w:lang w:val="ru-RU"/>
+                <w:lang w:val="en-US"/>
               </w:rPr>
               <w:t xml:space="preserve"> </w:t>
             </w:r>
+            <w:proofErr w:type="spellStart"/>
             <w:r>
               <w:rPr>
                 <w:lang w:val="en-US"/>
               </w:rPr>
               <w:t>er</w:t>
             </w:r>
-            <w:r>
-              <w:rPr>
-                <w:lang w:val="ru-RU"/>
-              </w:rPr>
-              <w:t xml:space="preserve">1 != </w:t>
+            <w:proofErr w:type="gramStart"/>
+            <w:r>
+              <w:rPr>
+                <w:lang w:val="en-US"/>
+              </w:rPr>
+              <w:t>1</w:t>
+            </w:r>
+            <w:proofErr w:type="spellEnd"/>
+            <w:r>
+              <w:rPr>
+                <w:lang w:val="en-US"/>
+              </w:rPr>
+              <w:t xml:space="preserve"> !</w:t>
+            </w:r>
+            <w:proofErr w:type="gramEnd"/>
+            <w:r>
+              <w:rPr>
+                <w:lang w:val="en-US"/>
+              </w:rPr>
+              <w:t xml:space="preserve">= </w:t>
             </w:r>
             <w:r>
               <w:rPr>
@@ -1911,7 +3013,7 @@
             </w:r>
             <w:r>
               <w:rPr>
-                <w:lang w:val="ru-RU"/>
+                <w:lang w:val="en-US"/>
               </w:rPr>
               <w:t xml:space="preserve"> {</w:t>
             </w:r>
@@ -1919,27 +3021,29 @@
           <w:p>
             <w:pPr>
               <w:rPr>
-                <w:lang w:val="ru-RU"/>
-              </w:rPr>
-            </w:pPr>
-            <w:r>
-              <w:rPr>
-                <w:lang w:val="ru-RU"/>
-              </w:rPr>
-              <w:tab/>
-            </w:r>
-            <w:r>
-              <w:rPr>
-                <w:lang w:val="ru-RU"/>
-              </w:rPr>
-              <w:tab/>
-            </w:r>
-            <w:r>
-              <w:rPr>
-                <w:lang w:val="ru-RU"/>
-              </w:rPr>
-              <w:tab/>
-            </w:r>
+                <w:lang w:val="en-US"/>
+              </w:rPr>
+            </w:pPr>
+            <w:r>
+              <w:rPr>
+                <w:lang w:val="en-US"/>
+              </w:rPr>
+              <w:tab/>
+            </w:r>
+            <w:r>
+              <w:rPr>
+                <w:lang w:val="en-US"/>
+              </w:rPr>
+              <w:tab/>
+            </w:r>
+            <w:r>
+              <w:rPr>
+                <w:lang w:val="en-US"/>
+              </w:rPr>
+              <w:tab/>
+            </w:r>
+            <w:proofErr w:type="spellStart"/>
+            <w:proofErr w:type="gramStart"/>
             <w:r>
               <w:rPr>
                 <w:lang w:val="en-US"/>
@@ -1948,7 +3052,7 @@
             </w:r>
             <w:r>
               <w:rPr>
-                <w:lang w:val="ru-RU"/>
+                <w:lang w:val="en-US"/>
               </w:rPr>
               <w:t>.</w:t>
             </w:r>
@@ -1958,9 +3062,11 @@
               </w:rPr>
               <w:t>Error</w:t>
             </w:r>
-            <w:r>
-              <w:rPr>
-                <w:lang w:val="ru-RU"/>
+            <w:proofErr w:type="spellEnd"/>
+            <w:proofErr w:type="gramEnd"/>
+            <w:r>
+              <w:rPr>
+                <w:lang w:val="en-US"/>
               </w:rPr>
               <w:t>(</w:t>
             </w:r>
@@ -1972,7 +3078,7 @@
             </w:r>
             <w:r>
               <w:rPr>
-                <w:lang w:val="ru-RU"/>
+                <w:lang w:val="en-US"/>
               </w:rPr>
               <w:t>, "</w:t>
             </w:r>
@@ -1984,7 +3090,7 @@
             </w:r>
             <w:r>
               <w:rPr>
-                <w:lang w:val="ru-RU"/>
+                <w:lang w:val="en-US"/>
               </w:rPr>
               <w:t xml:space="preserve"> </w:t>
             </w:r>
@@ -1996,7 +3102,7 @@
             </w:r>
             <w:r>
               <w:rPr>
-                <w:lang w:val="ru-RU"/>
+                <w:lang w:val="en-US"/>
               </w:rPr>
               <w:t xml:space="preserve"> </w:t>
             </w:r>
@@ -2008,7 +3114,7 @@
             </w:r>
             <w:r>
               <w:rPr>
-                <w:lang w:val="ru-RU"/>
+                <w:lang w:val="en-US"/>
               </w:rPr>
               <w:t xml:space="preserve"> </w:t>
             </w:r>
@@ -2020,10 +3126,11 @@
             </w:r>
             <w:r>
               <w:rPr>
-                <w:lang w:val="ru-RU"/>
+                <w:lang w:val="en-US"/>
               </w:rPr>
               <w:t>: "+</w:t>
             </w:r>
+            <w:proofErr w:type="spellStart"/>
             <w:r>
               <w:rPr>
                 <w:lang w:val="en-US"/>
@@ -2032,7 +3139,7 @@
             </w:r>
             <w:r>
               <w:rPr>
-                <w:lang w:val="ru-RU"/>
+                <w:lang w:val="en-US"/>
               </w:rPr>
               <w:t>1.</w:t>
             </w:r>
@@ -2042,12 +3149,14 @@
               </w:rPr>
               <w:t>Error</w:t>
             </w:r>
-            <w:r>
-              <w:rPr>
-                <w:lang w:val="ru-RU"/>
+            <w:proofErr w:type="spellEnd"/>
+            <w:r>
+              <w:rPr>
+                <w:lang w:val="en-US"/>
               </w:rPr>
               <w:t xml:space="preserve">(), </w:t>
             </w:r>
+            <w:proofErr w:type="spellStart"/>
             <w:r>
               <w:rPr>
                 <w:lang w:val="en-US"/>
@@ -2056,7 +3165,7 @@
             </w:r>
             <w:r>
               <w:rPr>
-                <w:lang w:val="ru-RU"/>
+                <w:lang w:val="en-US"/>
               </w:rPr>
               <w:t>.</w:t>
             </w:r>
@@ -2066,9 +3175,10 @@
               </w:rPr>
               <w:t>StatusBadRequest</w:t>
             </w:r>
-            <w:r>
-              <w:rPr>
-                <w:lang w:val="ru-RU"/>
+            <w:proofErr w:type="spellEnd"/>
+            <w:r>
+              <w:rPr>
+                <w:lang w:val="en-US"/>
               </w:rPr>
               <w:t>)</w:t>
             </w:r>
@@ -2076,24 +3186,24 @@
           <w:p>
             <w:pPr>
               <w:rPr>
-                <w:lang w:val="ru-RU"/>
-              </w:rPr>
-            </w:pPr>
-            <w:r>
-              <w:rPr>
-                <w:lang w:val="ru-RU"/>
-              </w:rPr>
-              <w:tab/>
-            </w:r>
-            <w:r>
-              <w:rPr>
-                <w:lang w:val="ru-RU"/>
-              </w:rPr>
-              <w:tab/>
-            </w:r>
-            <w:r>
-              <w:rPr>
-                <w:lang w:val="ru-RU"/>
+                <w:lang w:val="en-US"/>
+              </w:rPr>
+            </w:pPr>
+            <w:r>
+              <w:rPr>
+                <w:lang w:val="en-US"/>
+              </w:rPr>
+              <w:tab/>
+            </w:r>
+            <w:r>
+              <w:rPr>
+                <w:lang w:val="en-US"/>
+              </w:rPr>
+              <w:tab/>
+            </w:r>
+            <w:r>
+              <w:rPr>
+                <w:lang w:val="en-US"/>
               </w:rPr>
               <w:tab/>
             </w:r>
@@ -2107,18 +3217,18 @@
           <w:p>
             <w:pPr>
               <w:rPr>
-                <w:lang w:val="ru-RU"/>
-              </w:rPr>
-            </w:pPr>
-            <w:r>
-              <w:rPr>
-                <w:lang w:val="ru-RU"/>
-              </w:rPr>
-              <w:tab/>
-            </w:r>
-            <w:r>
-              <w:rPr>
-                <w:lang w:val="ru-RU"/>
+                <w:lang w:val="en-US"/>
+              </w:rPr>
+            </w:pPr>
+            <w:r>
+              <w:rPr>
+                <w:lang w:val="en-US"/>
+              </w:rPr>
+              <w:tab/>
+            </w:r>
+            <w:r>
+              <w:rPr>
+                <w:lang w:val="en-US"/>
               </w:rPr>
               <w:tab/>
               <w:t>}</w:t>
@@ -2127,18 +3237,18 @@
           <w:p>
             <w:pPr>
               <w:rPr>
-                <w:lang w:val="ru-RU"/>
-              </w:rPr>
-            </w:pPr>
-            <w:r>
-              <w:rPr>
-                <w:lang w:val="ru-RU"/>
-              </w:rPr>
-              <w:tab/>
-            </w:r>
-            <w:r>
-              <w:rPr>
-                <w:lang w:val="ru-RU"/>
+                <w:lang w:val="en-US"/>
+              </w:rPr>
+            </w:pPr>
+            <w:r>
+              <w:rPr>
+                <w:lang w:val="en-US"/>
+              </w:rPr>
+              <w:tab/>
+            </w:r>
+            <w:r>
+              <w:rPr>
+                <w:lang w:val="en-US"/>
               </w:rPr>
               <w:tab/>
             </w:r>
@@ -2150,21 +3260,37 @@
             </w:r>
             <w:r>
               <w:rPr>
-                <w:lang w:val="ru-RU"/>
+                <w:lang w:val="en-US"/>
               </w:rPr>
               <w:t xml:space="preserve"> </w:t>
             </w:r>
+            <w:proofErr w:type="spellStart"/>
             <w:r>
               <w:rPr>
                 <w:lang w:val="en-US"/>
               </w:rPr>
               <w:t>er</w:t>
             </w:r>
-            <w:r>
-              <w:rPr>
-                <w:lang w:val="ru-RU"/>
-              </w:rPr>
-              <w:t xml:space="preserve">2 != </w:t>
+            <w:proofErr w:type="gramStart"/>
+            <w:r>
+              <w:rPr>
+                <w:lang w:val="en-US"/>
+              </w:rPr>
+              <w:t>2</w:t>
+            </w:r>
+            <w:proofErr w:type="spellEnd"/>
+            <w:r>
+              <w:rPr>
+                <w:lang w:val="en-US"/>
+              </w:rPr>
+              <w:t xml:space="preserve"> !</w:t>
+            </w:r>
+            <w:proofErr w:type="gramEnd"/>
+            <w:r>
+              <w:rPr>
+                <w:lang w:val="en-US"/>
+              </w:rPr>
+              <w:t xml:space="preserve">= </w:t>
             </w:r>
             <w:r>
               <w:rPr>
@@ -2174,7 +3300,7 @@
             </w:r>
             <w:r>
               <w:rPr>
-                <w:lang w:val="ru-RU"/>
+                <w:lang w:val="en-US"/>
               </w:rPr>
               <w:t xml:space="preserve"> {</w:t>
             </w:r>
@@ -2187,52 +3313,95 @@
             </w:pPr>
             <w:r>
               <w:rPr>
-                <w:lang w:val="ru-RU"/>
-              </w:rPr>
-              <w:tab/>
-            </w:r>
-            <w:r>
-              <w:rPr>
-                <w:lang w:val="ru-RU"/>
-              </w:rPr>
-              <w:tab/>
-            </w:r>
-            <w:r>
-              <w:rPr>
-                <w:lang w:val="ru-RU"/>
-              </w:rPr>
-              <w:tab/>
-            </w:r>
-            <w:r>
-              <w:rPr>
-                <w:lang w:val="ru-RU"/>
-              </w:rPr>
-              <w:t>http.Error(w, "ошибка в параметре y: "+er2.Error(), http.StatusBadRequest)</w:t>
-            </w:r>
-          </w:p>
-          <w:p>
-            <w:pPr>
-              <w:rPr>
-                <w:lang w:val="ru-RU"/>
-              </w:rPr>
-            </w:pPr>
-            <w:r>
-              <w:rPr>
-                <w:lang w:val="ru-RU"/>
-              </w:rPr>
-              <w:tab/>
-            </w:r>
-            <w:r>
-              <w:rPr>
-                <w:lang w:val="ru-RU"/>
-              </w:rPr>
-              <w:tab/>
-            </w:r>
-            <w:r>
-              <w:rPr>
-                <w:lang w:val="ru-RU"/>
-              </w:rPr>
-              <w:tab/>
+                <w:lang w:val="en-US"/>
+              </w:rPr>
+              <w:tab/>
+            </w:r>
+            <w:r>
+              <w:rPr>
+                <w:lang w:val="en-US"/>
+              </w:rPr>
+              <w:tab/>
+            </w:r>
+            <w:r>
+              <w:rPr>
+                <w:lang w:val="en-US"/>
+              </w:rPr>
+              <w:tab/>
+            </w:r>
+            <w:proofErr w:type="spellStart"/>
+            <w:proofErr w:type="gramStart"/>
+            <w:r>
+              <w:rPr>
+                <w:lang w:val="ru-RU"/>
+              </w:rPr>
+              <w:t>http.Error</w:t>
+            </w:r>
+            <w:proofErr w:type="spellEnd"/>
+            <w:proofErr w:type="gramEnd"/>
+            <w:r>
+              <w:rPr>
+                <w:lang w:val="ru-RU"/>
+              </w:rPr>
+              <w:t>(w, "ошибка в параметре y: "+</w:t>
+            </w:r>
+            <w:proofErr w:type="spellStart"/>
+            <w:r>
+              <w:rPr>
+                <w:lang w:val="ru-RU"/>
+              </w:rPr>
+              <w:t>er2.Error</w:t>
+            </w:r>
+            <w:proofErr w:type="spellEnd"/>
+            <w:r>
+              <w:rPr>
+                <w:lang w:val="ru-RU"/>
+              </w:rPr>
+              <w:t xml:space="preserve">(), </w:t>
+            </w:r>
+            <w:proofErr w:type="spellStart"/>
+            <w:r>
+              <w:rPr>
+                <w:lang w:val="ru-RU"/>
+              </w:rPr>
+              <w:t>http.StatusBadRequest</w:t>
+            </w:r>
+            <w:proofErr w:type="spellEnd"/>
+            <w:r>
+              <w:rPr>
+                <w:lang w:val="ru-RU"/>
+              </w:rPr>
+              <w:t>)</w:t>
+            </w:r>
+          </w:p>
+          <w:p>
+            <w:pPr>
+              <w:rPr>
+                <w:lang w:val="en-US"/>
+              </w:rPr>
+            </w:pPr>
+            <w:r>
+              <w:rPr>
+                <w:lang w:val="ru-RU"/>
+              </w:rPr>
+              <w:tab/>
+            </w:r>
+            <w:r>
+              <w:rPr>
+                <w:lang w:val="ru-RU"/>
+              </w:rPr>
+              <w:tab/>
+            </w:r>
+            <w:r>
+              <w:rPr>
+                <w:lang w:val="ru-RU"/>
+              </w:rPr>
+              <w:tab/>
+            </w:r>
+            <w:r>
+              <w:rPr>
+                <w:lang w:val="en-US"/>
+              </w:rPr>
               <w:t>return</w:t>
             </w:r>
           </w:p>
@@ -2244,13 +3413,13 @@
             </w:pPr>
             <w:r>
               <w:rPr>
-                <w:lang w:val="ru-RU"/>
-              </w:rPr>
-              <w:tab/>
-            </w:r>
-            <w:r>
-              <w:rPr>
-                <w:lang w:val="ru-RU"/>
+                <w:lang w:val="en-US"/>
+              </w:rPr>
+              <w:tab/>
+            </w:r>
+            <w:r>
+              <w:rPr>
+                <w:lang w:val="en-US"/>
               </w:rPr>
               <w:tab/>
             </w:r>
@@ -2279,33 +3448,76 @@
                 <w:lang w:val="en-US"/>
               </w:rPr>
               <w:tab/>
-              <w:t>if er3 != nil {</w:t>
-            </w:r>
-          </w:p>
-          <w:p>
-            <w:pPr>
-              <w:rPr>
-                <w:lang w:val="en-US"/>
-              </w:rPr>
-            </w:pPr>
-            <w:r>
-              <w:rPr>
-                <w:lang w:val="en-US"/>
-              </w:rPr>
-              <w:tab/>
-            </w:r>
-            <w:r>
-              <w:rPr>
-                <w:lang w:val="en-US"/>
-              </w:rPr>
-              <w:tab/>
-            </w:r>
-            <w:r>
-              <w:rPr>
-                <w:lang w:val="en-US"/>
-              </w:rPr>
-              <w:tab/>
-              <w:t>http.Error(w, "</w:t>
+              <w:t xml:space="preserve">if </w:t>
+            </w:r>
+            <w:proofErr w:type="spellStart"/>
+            <w:r>
+              <w:rPr>
+                <w:lang w:val="en-US"/>
+              </w:rPr>
+              <w:t>er</w:t>
+            </w:r>
+            <w:proofErr w:type="gramStart"/>
+            <w:r>
+              <w:rPr>
+                <w:lang w:val="en-US"/>
+              </w:rPr>
+              <w:t>3</w:t>
+            </w:r>
+            <w:proofErr w:type="spellEnd"/>
+            <w:r>
+              <w:rPr>
+                <w:lang w:val="en-US"/>
+              </w:rPr>
+              <w:t xml:space="preserve"> !</w:t>
+            </w:r>
+            <w:proofErr w:type="gramEnd"/>
+            <w:r>
+              <w:rPr>
+                <w:lang w:val="en-US"/>
+              </w:rPr>
+              <w:t>= nil {</w:t>
+            </w:r>
+          </w:p>
+          <w:p>
+            <w:pPr>
+              <w:rPr>
+                <w:lang w:val="en-US"/>
+              </w:rPr>
+            </w:pPr>
+            <w:r>
+              <w:rPr>
+                <w:lang w:val="en-US"/>
+              </w:rPr>
+              <w:tab/>
+            </w:r>
+            <w:r>
+              <w:rPr>
+                <w:lang w:val="en-US"/>
+              </w:rPr>
+              <w:tab/>
+            </w:r>
+            <w:r>
+              <w:rPr>
+                <w:lang w:val="en-US"/>
+              </w:rPr>
+              <w:tab/>
+            </w:r>
+            <w:proofErr w:type="spellStart"/>
+            <w:proofErr w:type="gramStart"/>
+            <w:r>
+              <w:rPr>
+                <w:lang w:val="en-US"/>
+              </w:rPr>
+              <w:t>http.Error</w:t>
+            </w:r>
+            <w:proofErr w:type="spellEnd"/>
+            <w:proofErr w:type="gramEnd"/>
+            <w:r>
+              <w:rPr>
+                <w:lang w:val="en-US"/>
+              </w:rPr>
+              <w:t>(w, "</w:t>
             </w:r>
             <w:r>
               <w:rPr>
@@ -2341,13 +3553,41 @@
               <w:rPr>
                 <w:lang w:val="en-US"/>
               </w:rPr>
-              <w:t xml:space="preserve"> b: "+er3.Error(), http.StatusBadRequest)</w:t>
-            </w:r>
-          </w:p>
-          <w:p>
-            <w:pPr>
-              <w:rPr>
-                <w:lang w:val="en-US"/>
+              <w:t xml:space="preserve"> b: "+</w:t>
+            </w:r>
+            <w:proofErr w:type="spellStart"/>
+            <w:r>
+              <w:rPr>
+                <w:lang w:val="en-US"/>
+              </w:rPr>
+              <w:t>er3.Error</w:t>
+            </w:r>
+            <w:proofErr w:type="spellEnd"/>
+            <w:r>
+              <w:rPr>
+                <w:lang w:val="en-US"/>
+              </w:rPr>
+              <w:t xml:space="preserve">(), </w:t>
+            </w:r>
+            <w:proofErr w:type="spellStart"/>
+            <w:r>
+              <w:rPr>
+                <w:lang w:val="en-US"/>
+              </w:rPr>
+              <w:t>http.StatusBadRequest</w:t>
+            </w:r>
+            <w:proofErr w:type="spellEnd"/>
+            <w:r>
+              <w:rPr>
+                <w:lang w:val="en-US"/>
+              </w:rPr>
+              <w:t>)</w:t>
+            </w:r>
+          </w:p>
+          <w:p>
+            <w:pPr>
+              <w:rPr>
+                <w:lang w:val="ru-RU"/>
               </w:rPr>
             </w:pPr>
             <w:r>
@@ -2373,18 +3613,18 @@
           <w:p>
             <w:pPr>
               <w:rPr>
-                <w:lang w:val="en-US"/>
-              </w:rPr>
-            </w:pPr>
-            <w:r>
-              <w:rPr>
-                <w:lang w:val="en-US"/>
-              </w:rPr>
-              <w:tab/>
-            </w:r>
-            <w:r>
-              <w:rPr>
-                <w:lang w:val="en-US"/>
+                <w:lang w:val="ru-RU"/>
+              </w:rPr>
+            </w:pPr>
+            <w:r>
+              <w:rPr>
+                <w:lang w:val="ru-RU"/>
+              </w:rPr>
+              <w:tab/>
+            </w:r>
+            <w:r>
+              <w:rPr>
+                <w:lang w:val="ru-RU"/>
               </w:rPr>
               <w:tab/>
               <w:t>}</w:t>
@@ -2393,52 +3633,99 @@
           <w:p>
             <w:pPr>
               <w:rPr>
-                <w:lang w:val="en-US"/>
-              </w:rPr>
-            </w:pPr>
-            <w:r>
-              <w:rPr>
-                <w:lang w:val="en-US"/>
-              </w:rPr>
-              <w:tab/>
-            </w:r>
-            <w:r>
-              <w:rPr>
-                <w:lang w:val="en-US"/>
-              </w:rPr>
-              <w:tab/>
-              <w:t>if s == "" {</w:t>
-            </w:r>
-          </w:p>
-          <w:p>
-            <w:pPr>
-              <w:rPr>
-                <w:lang w:val="ru-RU"/>
-              </w:rPr>
-            </w:pPr>
-            <w:r>
-              <w:rPr>
-                <w:lang w:val="en-US"/>
-              </w:rPr>
-              <w:tab/>
-            </w:r>
-            <w:r>
-              <w:rPr>
-                <w:lang w:val="en-US"/>
-              </w:rPr>
-              <w:tab/>
-            </w:r>
-            <w:r>
-              <w:rPr>
-                <w:lang w:val="en-US"/>
-              </w:rPr>
-              <w:tab/>
-            </w:r>
-            <w:r>
-              <w:rPr>
-                <w:lang w:val="ru-RU"/>
-              </w:rPr>
-              <w:t>http.Error(w, "ошибка в параметре s : параметр обязателен и не может быть пустым", http.StatusBadRequest)</w:t>
+                <w:lang w:val="ru-RU"/>
+              </w:rPr>
+            </w:pPr>
+            <w:r>
+              <w:rPr>
+                <w:lang w:val="ru-RU"/>
+              </w:rPr>
+              <w:tab/>
+            </w:r>
+            <w:r>
+              <w:rPr>
+                <w:lang w:val="ru-RU"/>
+              </w:rPr>
+              <w:tab/>
+            </w:r>
+            <w:r>
+              <w:rPr>
+                <w:lang w:val="en-US"/>
+              </w:rPr>
+              <w:t>if</w:t>
+            </w:r>
+            <w:r>
+              <w:rPr>
+                <w:lang w:val="ru-RU"/>
+              </w:rPr>
+              <w:t xml:space="preserve"> </w:t>
+            </w:r>
+            <w:r>
+              <w:rPr>
+                <w:lang w:val="en-US"/>
+              </w:rPr>
+              <w:t>s</w:t>
+            </w:r>
+            <w:r>
+              <w:rPr>
+                <w:lang w:val="ru-RU"/>
+              </w:rPr>
+              <w:t xml:space="preserve"> == "" {</w:t>
+            </w:r>
+          </w:p>
+          <w:p>
+            <w:pPr>
+              <w:rPr>
+                <w:lang w:val="ru-RU"/>
+              </w:rPr>
+            </w:pPr>
+            <w:r>
+              <w:rPr>
+                <w:lang w:val="ru-RU"/>
+              </w:rPr>
+              <w:tab/>
+            </w:r>
+            <w:r>
+              <w:rPr>
+                <w:lang w:val="ru-RU"/>
+              </w:rPr>
+              <w:tab/>
+            </w:r>
+            <w:r>
+              <w:rPr>
+                <w:lang w:val="ru-RU"/>
+              </w:rPr>
+              <w:tab/>
+            </w:r>
+            <w:proofErr w:type="spellStart"/>
+            <w:proofErr w:type="gramStart"/>
+            <w:r>
+              <w:rPr>
+                <w:lang w:val="ru-RU"/>
+              </w:rPr>
+              <w:t>http.Error</w:t>
+            </w:r>
+            <w:proofErr w:type="spellEnd"/>
+            <w:proofErr w:type="gramEnd"/>
+            <w:r>
+              <w:rPr>
+                <w:lang w:val="ru-RU"/>
+              </w:rPr>
+              <w:t xml:space="preserve">(w, "ошибка в параметре s : параметр обязателен и не может быть пустым", </w:t>
+            </w:r>
+            <w:proofErr w:type="spellStart"/>
+            <w:r>
+              <w:rPr>
+                <w:lang w:val="ru-RU"/>
+              </w:rPr>
+              <w:t>http.StatusBadRequest</w:t>
+            </w:r>
+            <w:proofErr w:type="spellEnd"/>
+            <w:r>
+              <w:rPr>
+                <w:lang w:val="ru-RU"/>
+              </w:rPr>
+              <w:t>)</w:t>
             </w:r>
           </w:p>
           <w:p>
@@ -2513,6 +3800,7 @@
               </w:rPr>
               <w:t xml:space="preserve">//извлекаем файл с помощью </w:t>
             </w:r>
+            <w:proofErr w:type="spellStart"/>
             <w:r>
               <w:rPr>
                 <w:color w:val="00B050"/>
@@ -2520,6 +3808,7 @@
               </w:rPr>
               <w:t>FormFile</w:t>
             </w:r>
+            <w:proofErr w:type="spellEnd"/>
             <w:r>
               <w:rPr>
                 <w:color w:val="00B050"/>
@@ -2527,6 +3816,7 @@
               </w:rPr>
               <w:t xml:space="preserve"> и с помощью названия поля. Возвращает </w:t>
             </w:r>
+            <w:proofErr w:type="spellStart"/>
             <w:r>
               <w:rPr>
                 <w:color w:val="00B050"/>
@@ -2534,6 +3824,7 @@
               </w:rPr>
               <w:t>FormFile</w:t>
             </w:r>
+            <w:proofErr w:type="spellEnd"/>
             <w:r>
               <w:rPr>
                 <w:color w:val="00B050"/>
@@ -2545,7 +3836,21 @@
               <w:rPr>
                 <w:color w:val="00B050"/>
               </w:rPr>
-              <w:t>поток содержимого (io.ReadCloser)</w:t>
+              <w:t>поток содержимого (</w:t>
+            </w:r>
+            <w:proofErr w:type="spellStart"/>
+            <w:r>
+              <w:rPr>
+                <w:color w:val="00B050"/>
+              </w:rPr>
+              <w:t>io.ReadCloser</w:t>
+            </w:r>
+            <w:proofErr w:type="spellEnd"/>
+            <w:r>
+              <w:rPr>
+                <w:color w:val="00B050"/>
+              </w:rPr>
+              <w:t>)</w:t>
             </w:r>
             <w:r>
               <w:rPr>
@@ -2558,8 +3863,18 @@
               <w:rPr>
                 <w:color w:val="00B050"/>
               </w:rPr>
-              <w:t>*multipart.FileHeader</w:t>
-            </w:r>
+              <w:t>*</w:t>
+            </w:r>
+            <w:proofErr w:type="spellStart"/>
+            <w:proofErr w:type="gramStart"/>
+            <w:r>
+              <w:rPr>
+                <w:color w:val="00B050"/>
+              </w:rPr>
+              <w:t>multipart.FileHeader</w:t>
+            </w:r>
+            <w:proofErr w:type="spellEnd"/>
+            <w:proofErr w:type="gramEnd"/>
             <w:r>
               <w:rPr>
                 <w:color w:val="00B050"/>
@@ -2595,6 +3910,7 @@
               </w:rPr>
               <w:t>), иные заголовки файла(</w:t>
             </w:r>
+            <w:proofErr w:type="spellStart"/>
             <w:r>
               <w:rPr>
                 <w:color w:val="00B050"/>
@@ -2602,6 +3918,7 @@
               </w:rPr>
               <w:t>Contet</w:t>
             </w:r>
+            <w:proofErr w:type="spellEnd"/>
             <w:r>
               <w:rPr>
                 <w:color w:val="00B050"/>
@@ -2662,7 +3979,35 @@
               <w:rPr>
                 <w:lang w:val="en-US"/>
               </w:rPr>
-              <w:t>file, header, err := r.FormFile("avatar")</w:t>
+              <w:t xml:space="preserve">file, header, </w:t>
+            </w:r>
+            <w:proofErr w:type="gramStart"/>
+            <w:r>
+              <w:rPr>
+                <w:lang w:val="en-US"/>
+              </w:rPr>
+              <w:t>err :</w:t>
+            </w:r>
+            <w:proofErr w:type="gramEnd"/>
+            <w:r>
+              <w:rPr>
+                <w:lang w:val="en-US"/>
+              </w:rPr>
+              <w:t xml:space="preserve">= </w:t>
+            </w:r>
+            <w:proofErr w:type="spellStart"/>
+            <w:r>
+              <w:rPr>
+                <w:lang w:val="en-US"/>
+              </w:rPr>
+              <w:t>r.FormFile</w:t>
+            </w:r>
+            <w:proofErr w:type="spellEnd"/>
+            <w:r>
+              <w:rPr>
+                <w:lang w:val="en-US"/>
+              </w:rPr>
+              <w:t>("avatar")</w:t>
             </w:r>
           </w:p>
           <w:p>
@@ -2690,6 +4035,7 @@
               </w:rPr>
               <w:t xml:space="preserve"> </w:t>
             </w:r>
+            <w:proofErr w:type="gramStart"/>
             <w:r>
               <w:rPr>
                 <w:lang w:val="en-US"/>
@@ -2700,7 +4046,14 @@
               <w:rPr>
                 <w:lang w:val="ru-RU"/>
               </w:rPr>
-              <w:t xml:space="preserve"> != </w:t>
+              <w:t xml:space="preserve"> !</w:t>
+            </w:r>
+            <w:proofErr w:type="gramEnd"/>
+            <w:r>
+              <w:rPr>
+                <w:lang w:val="ru-RU"/>
+              </w:rPr>
+              <w:t xml:space="preserve">= </w:t>
             </w:r>
             <w:r>
               <w:rPr>
@@ -2727,33 +4080,50 @@
                 <w:color w:val="00B050"/>
                 <w:lang w:val="ru-RU"/>
               </w:rPr>
-              <w:t>//если возникли проблемы при извлечении файла(например не передан или не является файлом) отправляем ошибку</w:t>
-            </w:r>
-          </w:p>
-          <w:p>
-            <w:pPr>
-              <w:rPr>
-                <w:lang w:val="ru-RU"/>
-              </w:rPr>
-            </w:pPr>
-            <w:r>
-              <w:rPr>
-                <w:lang w:val="ru-RU"/>
-              </w:rPr>
-              <w:tab/>
-            </w:r>
-            <w:r>
-              <w:rPr>
-                <w:lang w:val="ru-RU"/>
-              </w:rPr>
-              <w:tab/>
-            </w:r>
-            <w:r>
-              <w:rPr>
-                <w:lang w:val="ru-RU"/>
-              </w:rPr>
-              <w:tab/>
-            </w:r>
+              <w:t xml:space="preserve">//если возникли проблемы при извлечении </w:t>
+            </w:r>
+            <w:proofErr w:type="gramStart"/>
+            <w:r>
+              <w:rPr>
+                <w:color w:val="00B050"/>
+                <w:lang w:val="ru-RU"/>
+              </w:rPr>
+              <w:t>файла(</w:t>
+            </w:r>
+            <w:proofErr w:type="gramEnd"/>
+            <w:r>
+              <w:rPr>
+                <w:color w:val="00B050"/>
+                <w:lang w:val="ru-RU"/>
+              </w:rPr>
+              <w:t>например не передан или не является файлом) отправляем ошибку</w:t>
+            </w:r>
+          </w:p>
+          <w:p>
+            <w:pPr>
+              <w:rPr>
+                <w:lang w:val="ru-RU"/>
+              </w:rPr>
+            </w:pPr>
+            <w:r>
+              <w:rPr>
+                <w:lang w:val="ru-RU"/>
+              </w:rPr>
+              <w:tab/>
+            </w:r>
+            <w:r>
+              <w:rPr>
+                <w:lang w:val="ru-RU"/>
+              </w:rPr>
+              <w:tab/>
+            </w:r>
+            <w:r>
+              <w:rPr>
+                <w:lang w:val="ru-RU"/>
+              </w:rPr>
+              <w:tab/>
+            </w:r>
+            <w:proofErr w:type="gramStart"/>
             <w:r>
               <w:rPr>
                 <w:lang w:val="en-US"/>
@@ -2772,6 +4142,7 @@
               </w:rPr>
               <w:t>Error</w:t>
             </w:r>
+            <w:proofErr w:type="gramEnd"/>
             <w:r>
               <w:rPr>
                 <w:lang w:val="ru-RU"/>
@@ -2874,12 +4245,14 @@
               </w:rPr>
               <w:t>.</w:t>
             </w:r>
+            <w:proofErr w:type="spellStart"/>
             <w:r>
               <w:rPr>
                 <w:lang w:val="en-US"/>
               </w:rPr>
               <w:t>StatusBadRequest</w:t>
             </w:r>
+            <w:proofErr w:type="spellEnd"/>
             <w:r>
               <w:rPr>
                 <w:lang w:val="ru-RU"/>
@@ -2992,6 +4365,7 @@
               </w:rPr>
               <w:t>(</w:t>
             </w:r>
+            <w:proofErr w:type="spellStart"/>
             <w:r>
               <w:rPr>
                 <w:color w:val="00B050"/>
@@ -2999,6 +4373,7 @@
               </w:rPr>
               <w:t>dst</w:t>
             </w:r>
+            <w:proofErr w:type="spellEnd"/>
             <w:r>
               <w:rPr>
                 <w:color w:val="00B050"/>
@@ -3025,11 +4400,61 @@
               </w:rPr>
               <w:tab/>
             </w:r>
-            <w:r>
-              <w:rPr>
-                <w:lang w:val="en-US"/>
-              </w:rPr>
-              <w:t>dst, _ := os.Create("./uploads-" + header.Filename)</w:t>
+            <w:proofErr w:type="spellStart"/>
+            <w:r>
+              <w:rPr>
+                <w:lang w:val="en-US"/>
+              </w:rPr>
+              <w:t>dst</w:t>
+            </w:r>
+            <w:proofErr w:type="spellEnd"/>
+            <w:r>
+              <w:rPr>
+                <w:lang w:val="en-US"/>
+              </w:rPr>
+              <w:t xml:space="preserve">, </w:t>
+            </w:r>
+            <w:proofErr w:type="gramStart"/>
+            <w:r>
+              <w:rPr>
+                <w:lang w:val="en-US"/>
+              </w:rPr>
+              <w:t>_ :</w:t>
+            </w:r>
+            <w:proofErr w:type="gramEnd"/>
+            <w:r>
+              <w:rPr>
+                <w:lang w:val="en-US"/>
+              </w:rPr>
+              <w:t xml:space="preserve">= </w:t>
+            </w:r>
+            <w:proofErr w:type="spellStart"/>
+            <w:r>
+              <w:rPr>
+                <w:lang w:val="en-US"/>
+              </w:rPr>
+              <w:t>os.Create</w:t>
+            </w:r>
+            <w:proofErr w:type="spellEnd"/>
+            <w:r>
+              <w:rPr>
+                <w:lang w:val="en-US"/>
+              </w:rPr>
+              <w:t xml:space="preserve">("./uploads-" + </w:t>
+            </w:r>
+            <w:proofErr w:type="spellStart"/>
+            <w:r>
+              <w:rPr>
+                <w:lang w:val="en-US"/>
+              </w:rPr>
+              <w:t>header.Filename</w:t>
+            </w:r>
+            <w:proofErr w:type="spellEnd"/>
+            <w:r>
+              <w:rPr>
+                <w:lang w:val="en-US"/>
+              </w:rPr>
+              <w:t>)</w:t>
             </w:r>
           </w:p>
           <w:p>
@@ -3086,6 +4511,7 @@
               </w:rPr>
               <w:t xml:space="preserve"> в </w:t>
             </w:r>
+            <w:proofErr w:type="spellStart"/>
             <w:r>
               <w:rPr>
                 <w:color w:val="00B050"/>
@@ -3093,6 +4519,7 @@
               </w:rPr>
               <w:t>dst</w:t>
             </w:r>
+            <w:proofErr w:type="spellEnd"/>
             <w:r>
               <w:rPr>
                 <w:color w:val="00B050"/>
@@ -3100,6 +4527,7 @@
               </w:rPr>
               <w:t xml:space="preserve">, пока не достигнет </w:t>
             </w:r>
+            <w:proofErr w:type="spellStart"/>
             <w:r>
               <w:rPr>
                 <w:color w:val="00B050"/>
@@ -3107,30 +4535,55 @@
               </w:rPr>
               <w:t>EOF</w:t>
             </w:r>
-          </w:p>
-          <w:p>
-            <w:pPr>
-              <w:rPr>
-                <w:lang w:val="en-US"/>
-              </w:rPr>
-            </w:pPr>
-            <w:r>
-              <w:rPr>
-                <w:lang w:val="ru-RU"/>
-              </w:rPr>
-              <w:tab/>
-            </w:r>
-            <w:r>
-              <w:rPr>
-                <w:lang w:val="ru-RU"/>
-              </w:rPr>
-              <w:tab/>
-            </w:r>
-            <w:r>
-              <w:rPr>
-                <w:lang w:val="en-US"/>
-              </w:rPr>
-              <w:t>io.Copy(dst, file)</w:t>
+            <w:proofErr w:type="spellEnd"/>
+          </w:p>
+          <w:p>
+            <w:pPr>
+              <w:rPr>
+                <w:lang w:val="en-US"/>
+              </w:rPr>
+            </w:pPr>
+            <w:r>
+              <w:rPr>
+                <w:lang w:val="ru-RU"/>
+              </w:rPr>
+              <w:tab/>
+            </w:r>
+            <w:r>
+              <w:rPr>
+                <w:lang w:val="ru-RU"/>
+              </w:rPr>
+              <w:tab/>
+            </w:r>
+            <w:proofErr w:type="spellStart"/>
+            <w:proofErr w:type="gramStart"/>
+            <w:r>
+              <w:rPr>
+                <w:lang w:val="en-US"/>
+              </w:rPr>
+              <w:t>io.Copy</w:t>
+            </w:r>
+            <w:proofErr w:type="spellEnd"/>
+            <w:proofErr w:type="gramEnd"/>
+            <w:r>
+              <w:rPr>
+                <w:lang w:val="en-US"/>
+              </w:rPr>
+              <w:t>(</w:t>
+            </w:r>
+            <w:proofErr w:type="spellStart"/>
+            <w:r>
+              <w:rPr>
+                <w:lang w:val="en-US"/>
+              </w:rPr>
+              <w:t>dst</w:t>
+            </w:r>
+            <w:proofErr w:type="spellEnd"/>
+            <w:r>
+              <w:rPr>
+                <w:lang w:val="en-US"/>
+              </w:rPr>
+              <w:t>, file)</w:t>
             </w:r>
           </w:p>
           <w:p>
@@ -3161,12 +4614,14 @@
               </w:rPr>
               <w:t xml:space="preserve"> </w:t>
             </w:r>
+            <w:proofErr w:type="spellStart"/>
             <w:r>
               <w:rPr>
                 <w:color w:val="00B050"/>
               </w:rPr>
               <w:t>dst</w:t>
             </w:r>
+            <w:proofErr w:type="spellEnd"/>
           </w:p>
           <w:p>
             <w:pPr>
@@ -3180,8 +4635,15 @@
               </w:rPr>
               <w:t xml:space="preserve">     </w:t>
             </w:r>
-            <w:r>
-              <w:t>dst.Close()</w:t>
+            <w:proofErr w:type="spellStart"/>
+            <w:proofErr w:type="gramStart"/>
+            <w:r>
+              <w:t>dst.Close</w:t>
+            </w:r>
+            <w:proofErr w:type="spellEnd"/>
+            <w:proofErr w:type="gramEnd"/>
+            <w:r>
+              <w:t>()</w:t>
             </w:r>
           </w:p>
           <w:p>
@@ -3231,6 +4693,7 @@
               </w:rPr>
               <w:tab/>
             </w:r>
+            <w:proofErr w:type="gramStart"/>
             <w:r>
               <w:rPr>
                 <w:lang w:val="en-US"/>
@@ -3249,6 +4712,7 @@
               </w:rPr>
               <w:t>Close</w:t>
             </w:r>
+            <w:proofErr w:type="gramEnd"/>
             <w:r>
               <w:rPr>
                 <w:lang w:val="ru-RU"/>
@@ -3267,28 +4731,28 @@
             <w:pPr>
               <w:ind w:left="0"/>
               <w:rPr>
-                <w:lang w:val="en-US"/>
-              </w:rPr>
-            </w:pPr>
-          </w:p>
-          <w:p>
-            <w:pPr>
-              <w:rPr>
-                <w:lang w:val="en-US"/>
-              </w:rPr>
-            </w:pPr>
-          </w:p>
-          <w:p>
-            <w:pPr>
-              <w:rPr>
-                <w:color w:val="00B050"/>
-                <w:lang w:val="en-US"/>
-              </w:rPr>
-            </w:pPr>
-            <w:r>
-              <w:rPr>
-                <w:color w:val="00B050"/>
-                <w:lang w:val="en-US"/>
+                <w:lang w:val="ru-RU"/>
+              </w:rPr>
+            </w:pPr>
+          </w:p>
+          <w:p>
+            <w:pPr>
+              <w:rPr>
+                <w:lang w:val="ru-RU"/>
+              </w:rPr>
+            </w:pPr>
+          </w:p>
+          <w:p>
+            <w:pPr>
+              <w:rPr>
+                <w:color w:val="00B050"/>
+                <w:lang w:val="ru-RU"/>
+              </w:rPr>
+            </w:pPr>
+            <w:r>
+              <w:rPr>
+                <w:color w:val="00B050"/>
+                <w:lang w:val="ru-RU"/>
               </w:rPr>
               <w:t>//</w:t>
             </w:r>
@@ -3302,7 +4766,7 @@
             <w:r>
               <w:rPr>
                 <w:color w:val="00B050"/>
-                <w:lang w:val="en-US"/>
+                <w:lang w:val="ru-RU"/>
               </w:rPr>
               <w:t xml:space="preserve"> </w:t>
             </w:r>
@@ -3316,7 +4780,7 @@
             <w:r>
               <w:rPr>
                 <w:color w:val="00B050"/>
-                <w:lang w:val="en-US"/>
+                <w:lang w:val="ru-RU"/>
               </w:rPr>
               <w:t xml:space="preserve"> </w:t>
             </w:r>
@@ -3330,7 +4794,7 @@
             <w:r>
               <w:rPr>
                 <w:color w:val="00B050"/>
-                <w:lang w:val="en-US"/>
+                <w:lang w:val="ru-RU"/>
               </w:rPr>
               <w:t xml:space="preserve"> </w:t>
             </w:r>
@@ -3344,7 +4808,7 @@
             <w:r>
               <w:rPr>
                 <w:color w:val="00B050"/>
-                <w:lang w:val="en-US"/>
+                <w:lang w:val="ru-RU"/>
               </w:rPr>
               <w:t xml:space="preserve"> </w:t>
             </w:r>
@@ -3358,7 +4822,7 @@
             <w:r>
               <w:rPr>
                 <w:color w:val="00B050"/>
-                <w:lang w:val="en-US"/>
+                <w:lang w:val="ru-RU"/>
               </w:rPr>
               <w:t>-</w:t>
             </w:r>
@@ -3372,7 +4836,7 @@
             <w:r>
               <w:rPr>
                 <w:color w:val="00B050"/>
-                <w:lang w:val="en-US"/>
+                <w:lang w:val="ru-RU"/>
               </w:rPr>
               <w:t xml:space="preserve"> </w:t>
             </w:r>
@@ -3386,7 +4850,7 @@
             <w:r>
               <w:rPr>
                 <w:color w:val="00B050"/>
-                <w:lang w:val="en-US"/>
+                <w:lang w:val="ru-RU"/>
               </w:rPr>
               <w:t xml:space="preserve"> </w:t>
             </w:r>
@@ -3400,10 +4864,11 @@
             <w:r>
               <w:rPr>
                 <w:color w:val="00B050"/>
-                <w:lang w:val="en-US"/>
+                <w:lang w:val="ru-RU"/>
               </w:rPr>
               <w:t>/</w:t>
             </w:r>
+            <w:proofErr w:type="spellStart"/>
             <w:r>
               <w:rPr>
                 <w:color w:val="00B050"/>
@@ -3411,30 +4876,55 @@
               </w:rPr>
               <w:t>json</w:t>
             </w:r>
-          </w:p>
-          <w:p>
-            <w:pPr>
-              <w:rPr>
-                <w:lang w:val="en-US"/>
-              </w:rPr>
-            </w:pPr>
-            <w:r>
-              <w:rPr>
-                <w:lang w:val="en-US"/>
-              </w:rPr>
-              <w:tab/>
-            </w:r>
-            <w:r>
-              <w:rPr>
-                <w:lang w:val="en-US"/>
-              </w:rPr>
-              <w:tab/>
-            </w:r>
-            <w:r>
-              <w:rPr>
-                <w:lang w:val="en-US"/>
-              </w:rPr>
-              <w:t>w.Header().Set("Content-Type", "application/json")</w:t>
+            <w:proofErr w:type="spellEnd"/>
+          </w:p>
+          <w:p>
+            <w:pPr>
+              <w:rPr>
+                <w:lang w:val="en-US"/>
+              </w:rPr>
+            </w:pPr>
+            <w:r>
+              <w:rPr>
+                <w:lang w:val="ru-RU"/>
+              </w:rPr>
+              <w:tab/>
+            </w:r>
+            <w:r>
+              <w:rPr>
+                <w:lang w:val="ru-RU"/>
+              </w:rPr>
+              <w:tab/>
+            </w:r>
+            <w:proofErr w:type="spellStart"/>
+            <w:proofErr w:type="gramStart"/>
+            <w:r>
+              <w:rPr>
+                <w:lang w:val="en-US"/>
+              </w:rPr>
+              <w:t>w.Header</w:t>
+            </w:r>
+            <w:proofErr w:type="spellEnd"/>
+            <w:proofErr w:type="gramEnd"/>
+            <w:r>
+              <w:rPr>
+                <w:lang w:val="en-US"/>
+              </w:rPr>
+              <w:t>().Set("Content-Type", "application/</w:t>
+            </w:r>
+            <w:proofErr w:type="spellStart"/>
+            <w:r>
+              <w:rPr>
+                <w:lang w:val="en-US"/>
+              </w:rPr>
+              <w:t>json</w:t>
+            </w:r>
+            <w:proofErr w:type="spellEnd"/>
+            <w:r>
+              <w:rPr>
+                <w:lang w:val="en-US"/>
+              </w:rPr>
+              <w:t>")</w:t>
             </w:r>
           </w:p>
           <w:p>
@@ -3477,6 +4967,7 @@
               </w:rPr>
               <w:tab/>
             </w:r>
+            <w:proofErr w:type="gramStart"/>
             <w:r>
               <w:rPr>
                 <w:lang w:val="en-US"/>
@@ -3489,12 +4980,15 @@
               </w:rPr>
               <w:t>.</w:t>
             </w:r>
+            <w:proofErr w:type="spellStart"/>
             <w:r>
               <w:rPr>
                 <w:lang w:val="en-US"/>
               </w:rPr>
               <w:t>WriteHeader</w:t>
             </w:r>
+            <w:proofErr w:type="spellEnd"/>
+            <w:proofErr w:type="gramEnd"/>
             <w:r>
               <w:rPr>
                 <w:lang w:val="ru-RU"/>
@@ -3513,12 +5007,14 @@
               </w:rPr>
               <w:t>.</w:t>
             </w:r>
+            <w:proofErr w:type="spellStart"/>
             <w:r>
               <w:rPr>
                 <w:lang w:val="en-US"/>
               </w:rPr>
               <w:t>StatusOK</w:t>
             </w:r>
+            <w:proofErr w:type="spellEnd"/>
             <w:r>
               <w:rPr>
                 <w:lang w:val="ru-RU"/>
@@ -3551,51 +5047,98 @@
           <w:p>
             <w:pPr>
               <w:rPr>
-                <w:lang w:val="en-US"/>
-              </w:rPr>
-            </w:pPr>
-            <w:r>
-              <w:rPr>
-                <w:lang w:val="ru-RU"/>
-              </w:rPr>
-              <w:tab/>
-            </w:r>
-            <w:r>
-              <w:rPr>
-                <w:lang w:val="ru-RU"/>
-              </w:rPr>
-              <w:tab/>
-            </w:r>
-            <w:r>
-              <w:rPr>
-                <w:lang w:val="en-US"/>
-              </w:rPr>
-              <w:t>response := fmt.Sprintf(`{</w:t>
-            </w:r>
-          </w:p>
-          <w:p>
-            <w:pPr>
-              <w:rPr>
-                <w:lang w:val="en-US"/>
-              </w:rPr>
-            </w:pPr>
-            <w:r>
-              <w:rPr>
-                <w:lang w:val="en-US"/>
-              </w:rPr>
-              <w:tab/>
-            </w:r>
-            <w:r>
-              <w:rPr>
-                <w:lang w:val="en-US"/>
-              </w:rPr>
-              <w:tab/>
-            </w:r>
-            <w:r>
-              <w:rPr>
-                <w:lang w:val="en-US"/>
-              </w:rPr>
-              <w:tab/>
+                <w:lang w:val="ru-RU"/>
+              </w:rPr>
+            </w:pPr>
+            <w:r>
+              <w:rPr>
+                <w:lang w:val="ru-RU"/>
+              </w:rPr>
+              <w:tab/>
+            </w:r>
+            <w:r>
+              <w:rPr>
+                <w:lang w:val="ru-RU"/>
+              </w:rPr>
+              <w:tab/>
+            </w:r>
+            <w:proofErr w:type="gramStart"/>
+            <w:r>
+              <w:rPr>
+                <w:lang w:val="en-US"/>
+              </w:rPr>
+              <w:t>response</w:t>
+            </w:r>
+            <w:r>
+              <w:rPr>
+                <w:lang w:val="ru-RU"/>
+              </w:rPr>
+              <w:t xml:space="preserve"> :</w:t>
+            </w:r>
+            <w:proofErr w:type="gramEnd"/>
+            <w:r>
+              <w:rPr>
+                <w:lang w:val="ru-RU"/>
+              </w:rPr>
+              <w:t xml:space="preserve">= </w:t>
+            </w:r>
+            <w:proofErr w:type="spellStart"/>
+            <w:r>
+              <w:rPr>
+                <w:lang w:val="en-US"/>
+              </w:rPr>
+              <w:t>fmt</w:t>
+            </w:r>
+            <w:proofErr w:type="spellEnd"/>
+            <w:r>
+              <w:rPr>
+                <w:lang w:val="ru-RU"/>
+              </w:rPr>
+              <w:t>.</w:t>
+            </w:r>
+            <w:proofErr w:type="spellStart"/>
+            <w:r>
+              <w:rPr>
+                <w:lang w:val="en-US"/>
+              </w:rPr>
+              <w:t>Sprintf</w:t>
+            </w:r>
+            <w:proofErr w:type="spellEnd"/>
+            <w:r>
+              <w:rPr>
+                <w:lang w:val="ru-RU"/>
+              </w:rPr>
+              <w:t>(`{</w:t>
+            </w:r>
+          </w:p>
+          <w:p>
+            <w:pPr>
+              <w:rPr>
+                <w:lang w:val="en-US"/>
+              </w:rPr>
+            </w:pPr>
+            <w:r>
+              <w:rPr>
+                <w:lang w:val="ru-RU"/>
+              </w:rPr>
+              <w:tab/>
+            </w:r>
+            <w:r>
+              <w:rPr>
+                <w:lang w:val="ru-RU"/>
+              </w:rPr>
+              <w:tab/>
+            </w:r>
+            <w:r>
+              <w:rPr>
+                <w:lang w:val="ru-RU"/>
+              </w:rPr>
+              <w:tab/>
+            </w:r>
+            <w:r>
+              <w:rPr>
+                <w:lang w:val="en-US"/>
+              </w:rPr>
               <w:t>"data": {</w:t>
             </w:r>
           </w:p>
@@ -3833,7 +5376,29 @@
                 <w:lang w:val="en-US"/>
               </w:rPr>
               <w:tab/>
-              <w:t>"size_bytes": %d</w:t>
+              <w:t>"</w:t>
+            </w:r>
+            <w:proofErr w:type="spellStart"/>
+            <w:proofErr w:type="gramStart"/>
+            <w:r>
+              <w:rPr>
+                <w:lang w:val="en-US"/>
+              </w:rPr>
+              <w:t>size</w:t>
+            </w:r>
+            <w:proofErr w:type="gramEnd"/>
+            <w:r>
+              <w:rPr>
+                <w:lang w:val="en-US"/>
+              </w:rPr>
+              <w:t>_bytes</w:t>
+            </w:r>
+            <w:proofErr w:type="spellEnd"/>
+            <w:r>
+              <w:rPr>
+                <w:lang w:val="en-US"/>
+              </w:rPr>
+              <w:t>": %d</w:t>
             </w:r>
           </w:p>
           <w:p>
@@ -3911,7 +5476,48 @@
                 <w:lang w:val="en-US"/>
               </w:rPr>
               <w:tab/>
-              <w:t>}`, x, y, s, b, header.Filename, header.Size)</w:t>
+            </w:r>
+            <w:proofErr w:type="gramStart"/>
+            <w:r>
+              <w:rPr>
+                <w:lang w:val="en-US"/>
+              </w:rPr>
+              <w:t>}`</w:t>
+            </w:r>
+            <w:proofErr w:type="gramEnd"/>
+            <w:r>
+              <w:rPr>
+                <w:lang w:val="en-US"/>
+              </w:rPr>
+              <w:t xml:space="preserve">, x, y, s, b, </w:t>
+            </w:r>
+            <w:proofErr w:type="spellStart"/>
+            <w:r>
+              <w:rPr>
+                <w:lang w:val="en-US"/>
+              </w:rPr>
+              <w:t>header.Filename</w:t>
+            </w:r>
+            <w:proofErr w:type="spellEnd"/>
+            <w:r>
+              <w:rPr>
+                <w:lang w:val="en-US"/>
+              </w:rPr>
+              <w:t xml:space="preserve">, </w:t>
+            </w:r>
+            <w:proofErr w:type="spellStart"/>
+            <w:r>
+              <w:rPr>
+                <w:lang w:val="en-US"/>
+              </w:rPr>
+              <w:t>header.Size</w:t>
+            </w:r>
+            <w:proofErr w:type="spellEnd"/>
+            <w:r>
+              <w:rPr>
+                <w:lang w:val="en-US"/>
+              </w:rPr>
+              <w:t>)</w:t>
             </w:r>
           </w:p>
           <w:p>
@@ -3947,11 +5553,21 @@
               </w:rPr>
               <w:tab/>
             </w:r>
-            <w:r>
-              <w:rPr>
-                <w:lang w:val="en-US"/>
-              </w:rPr>
-              <w:t>w.Write([]byte(response))</w:t>
+            <w:proofErr w:type="spellStart"/>
+            <w:proofErr w:type="gramStart"/>
+            <w:r>
+              <w:rPr>
+                <w:lang w:val="en-US"/>
+              </w:rPr>
+              <w:t>w.Write</w:t>
+            </w:r>
+            <w:proofErr w:type="spellEnd"/>
+            <w:proofErr w:type="gramEnd"/>
+            <w:r>
+              <w:rPr>
+                <w:lang w:val="en-US"/>
+              </w:rPr>
+              <w:t>([]byte(response))</w:t>
             </w:r>
           </w:p>
           <w:p>
